--- a/explain.docx
+++ b/explain.docx
@@ -65,7 +65,7 @@
         <w:pStyle w:val="BlockText"/>
       </w:pPr>
       <w:r>
-        <w:t xml:space="preserve">По схеме семинара я разбила задачу на семь этапов и выбрала этап извлечения дат рождения и смерти. Для него составлена серия из шести промтов для небольшой модели Claude Haiku. В каждом промте есть описание задачи и тесты: примеры статей с правильными ответами, которые модель проверяет сама. По этим промтам Haiku написала весь код этапа.</w:t>
+        <w:t xml:space="preserve">По схеме семинара я разбила задачу на семь этапов и выбрала этап извлечения дат рождения и смерти. Для него я написала пять промтов обычным языком, как задание коллеге, и по ним модель Claude Sonnet написала весь код этапа. В каждом промте есть примеры статей с правильными ответами: из них программа делает самопроверку и не запускается, если хоть один пример не проходит.</w:t>
       </w:r>
     </w:p>
     <w:p>
@@ -73,7 +73,7 @@
         <w:pStyle w:val="BlockText"/>
       </w:pPr>
       <w:r>
-        <w:t xml:space="preserve">Первая версия находила дату смерти у 4 тысяч статей, после шести шагов — у 11 тысяч, это 89,8 %. Для честной проверки вручную размечено 40 статей, которые модель не видела. Точность по дате смерти 95 %, полнота 97 %. Ещё 861 подозрительную статью программа сама отложила на ручную проверку. Именно контроль показал главную доработку: в 483 статьях дата смерти стоит без знака †, и для них нужен ещё один промт.»</w:t>
+        <w:t xml:space="preserve">Дата смерти найдена у 94,8 % статей. Для честной проверки вручную размечено 40 статей, которые модель не видела: точность по дате смерти 97 %, полнота 100 %. Ещё 516 подозрительных статей программа сама пометила для ручной проверки. Единственная ошибка на проверке — две статьи, которые OCR склеил ещё на этапе разбиения. Это и есть следующая доработка.»</w:t>
       </w:r>
     </w:p>
     <w:bookmarkEnd w:id="20"/>
@@ -486,7 +486,7 @@
               <w:pStyle w:val="Compact"/>
             </w:pPr>
             <w:r>
-              <w:t xml:space="preserve">Шесть промтов для модели Claude Haiku: каркас → месяцы OCR → знак † и числа → «своя» часть статьи → контроль → оценка по эталону.</w:t>
+              <w:t xml:space="preserve">Пять промтов на обычном языке для модели Claude Sonnet: задача → искажения OCR → чьи это даты → контроль → сверка с эталоном.</w:t>
             </w:r>
           </w:p>
         </w:tc>
@@ -506,7 +506,7 @@
               <w:rPr>
                 <w:rStyle w:val="VerbatimChar"/>
               </w:rPr>
-              <w:t xml:space="preserve">prompts/haiku_prompts.md</w:t>
+              <w:t xml:space="preserve">prompts/sonnet_prompts.md</w:t>
             </w:r>
           </w:p>
         </w:tc>
@@ -554,7 +554,7 @@
               <w:pStyle w:val="Compact"/>
             </w:pPr>
             <w:r>
-              <w:t xml:space="preserve">В каждом промте: что на входе, что на выходе, формат дат, правила с примерами, ограничения («только стандартная библиотека», «больше ничего не меняй»).</w:t>
+              <w:t xml:space="preserve">В каждом промте словами описано, что дано, что нужно получить и какие тонкости в источнике, с примерами из настоящих статей.</w:t>
             </w:r>
           </w:p>
         </w:tc>
@@ -616,7 +616,7 @@
               <w:pStyle w:val="Compact"/>
             </w:pPr>
             <w:r>
-              <w:t xml:space="preserve">Четыре уровня: (1) 19 тестов в промтах, модель запускает их сама; (2) флаги правдоподобия у каждой статьи; (3) файл на ручную проверку; (4) сверка с ручной разметкой — 60 статей для отладки и 40 отложенных.</w:t>
+              <w:t xml:space="preserve">Четыре уровня: (1) 18 примеров «текст → ответ», из которых модель сделала самопроверку; (2) шесть видов пометок подозрительных статей; (3) файл на ручную проверку; (4) сверка с ручной разметкой — 60 статей для отладки и 40 отложенных.</w:t>
             </w:r>
           </w:p>
         </w:tc>
@@ -647,7 +647,7 @@
               <w:pStyle w:val="Compact"/>
             </w:pPr>
             <w:r>
-              <w:t xml:space="preserve">19/19 тестов; 861 статья на проверку; точность и полнота</w:t>
+              <w:t xml:space="preserve">18/18 примеров; 516 статей на проверку; точность и полнота</w:t>
             </w:r>
           </w:p>
         </w:tc>
@@ -684,7 +684,7 @@
               <w:pStyle w:val="Compact"/>
             </w:pPr>
             <w:r>
-              <w:t xml:space="preserve">Код Haiku запущен на всём томе после каждого из шести шагов.</w:t>
+              <w:t xml:space="preserve">Код Sonnet запущен на всём томе после каждого из пяти шагов.</w:t>
             </w:r>
           </w:p>
         </w:tc>
@@ -706,7 +706,7 @@
               <w:pStyle w:val="Compact"/>
             </w:pPr>
             <w:r>
-              <w:t xml:space="preserve">4 039 → 5 277 → 10 872 → 11 077 → 11 077 → 11 085 дат смерти</w:t>
+              <w:t xml:space="preserve">11 319 → 11 467 → 11 577 → 11 577 → 11 694 дат смерти</w:t>
             </w:r>
           </w:p>
         </w:tc>
@@ -765,7 +765,7 @@
               <w:pStyle w:val="Compact"/>
             </w:pPr>
             <w:r>
-              <w:t xml:space="preserve">Смерть: точность 95 %, полнота 97 %; рождение: 94 % и 100 %</w:t>
+              <w:t xml:space="preserve">Смерть: точность 97 %, полнота 100 %; рождение: 94 % и 100 %</w:t>
             </w:r>
           </w:p>
         </w:tc>
@@ -805,7 +805,7 @@
               <w:pStyle w:val="Compact"/>
             </w:pPr>
             <w:r>
-              <w:t xml:space="preserve">Шесть пунктов. Главный: даты без знака † (483 статьи, их нашёл флаг контроля). Также сверка с возрастом, «Вдова:», восстановление годов, дата погребения, этапы 2, 4, 5.</w:t>
+              <w:t xml:space="preserve">Шесть пунктов: склейка статей с «‚» на этапе 1; ручной разбор 516 пометок (в первую очередь 228 дат «без креста»); восстановление годов; дата погребения; кодировка для Excel; этапы 2, 4, 5.</w:t>
             </w:r>
           </w:p>
         </w:tc>
@@ -827,7 +827,7 @@
               <w:pStyle w:val="Compact"/>
             </w:pPr>
             <w:r>
-              <w:t xml:space="preserve">Каждый пункт привязан к конкретной находке контроля</w:t>
+              <w:t xml:space="preserve">Каждый пункт привязан к находке контроля</w:t>
             </w:r>
           </w:p>
         </w:tc>
@@ -867,7 +867,7 @@
               <w:pStyle w:val="Compact"/>
             </w:pPr>
             <w:r>
-              <w:t xml:space="preserve">Отчёт и проект готовы к загрузке, есть публичная ссылка.</w:t>
+              <w:t xml:space="preserve">Отчёт (HTML и Word) и проект готовы к загрузке, есть публичная ссылка.</w:t>
             </w:r>
           </w:p>
         </w:tc>
@@ -1443,7 +1443,7 @@
         <w:pStyle w:val="DefinitionTerm"/>
       </w:pPr>
       <w:r>
-        <w:t xml:space="preserve">Claude Haiku</w:t>
+        <w:t xml:space="preserve">Claude Sonnet</w:t>
       </w:r>
     </w:p>
     <w:p>
@@ -1451,7 +1451,7 @@
         <w:pStyle w:val="Definition"/>
       </w:pPr>
       <w:r>
-        <w:t xml:space="preserve">Небольшая, быстрая и недорогая модель ИИ компании Anthropic. Ей лучше давать короткие точные задания, чем открытые.</w:t>
+        <w:t xml:space="preserve">Модель ИИ компании Anthropic, хорошо пишет код. Ей можно объяснить задачу обычными словами и примерами.</w:t>
       </w:r>
     </w:p>
     <w:p>
@@ -1459,7 +1459,7 @@
         <w:pStyle w:val="DefinitionTerm"/>
       </w:pPr>
       <w:r>
-        <w:t xml:space="preserve">Тест (assert)</w:t>
+        <w:t xml:space="preserve">Самопроверка</w:t>
       </w:r>
     </w:p>
     <w:p>
@@ -1467,7 +1467,7 @@
         <w:pStyle w:val="Definition"/>
       </w:pPr>
       <w:r>
-        <w:t xml:space="preserve">Строка в коде: «на такой текст ответ должен быть такой». Если ответ другой, программа останавливается с ошибкой. Так модель сама видит, что шаг не выполнен.</w:t>
+        <w:t xml:space="preserve">Список примеров «на такой текст ответ должен быть такой». Программа проверяет себя на них перед каждой обработкой и останавливается, если хоть один пример не прошёл.</w:t>
       </w:r>
     </w:p>
     <w:p>
@@ -1563,7 +1563,7 @@
         <w:pStyle w:val="DefinitionTerm"/>
       </w:pPr>
       <w:r>
-        <w:t xml:space="preserve">Флаг</w:t>
+        <w:t xml:space="preserve">Пометка (флаг)</w:t>
       </w:r>
     </w:p>
     <w:p>
@@ -1571,7 +1571,7 @@
         <w:pStyle w:val="Definition"/>
       </w:pPr>
       <w:r>
-        <w:t xml:space="preserve">Пометка «тут подозрительно», например «рождение позже смерти». Программа не исправляет такие места сама, а откладывает их человеку.</w:t>
+        <w:t xml:space="preserve">Отметка «тут подозрительно», например «рождение позже смерти». Программа не исправляет такие места сама, а откладывает их человеку.</w:t>
       </w:r>
     </w:p>
     <w:p>
@@ -1789,7 +1789,7 @@
         <w:t xml:space="preserve">output</w:t>
       </w:r>
       <w:r>
-        <w:t xml:space="preserve">. Код этапов 0–1 и проверки подготовлен заранее; код этапа 3 написала Haiku по промтам.</w:t>
+        <w:t xml:space="preserve">. Код этапов 0–1 и проверки подготовлен заранее; код этапа 3 написала Sonnet по промтам.</w:t>
       </w:r>
     </w:p>
     <w:tbl>
@@ -2059,7 +2059,7 @@
               <w:pStyle w:val="Compact"/>
             </w:pPr>
             <w:r>
-              <w:t xml:space="preserve">code/dates_haiku.py</w:t>
+              <w:t xml:space="preserve">code/dates_sonnet.py</w:t>
             </w:r>
           </w:p>
         </w:tc>
@@ -2085,7 +2085,7 @@
                 <w:b/>
                 <w:bCs/>
               </w:rPr>
-              <w:t xml:space="preserve">Claude Haiku по 6 промтам</w:t>
+              <w:t xml:space="preserve">Claude Sonnet по 5 промтам</w:t>
             </w:r>
           </w:p>
         </w:tc>
@@ -2107,7 +2107,7 @@
               <w:pStyle w:val="Compact"/>
             </w:pPr>
             <w:r>
-              <w:t xml:space="preserve">output/dates_haiku.csv, dates_haiku_review.csv</w:t>
+              <w:t xml:space="preserve">output/dates_sonnet.csv, dates_sonnet_review.csv</w:t>
             </w:r>
           </w:p>
         </w:tc>
@@ -2153,7 +2153,7 @@
               <w:pStyle w:val="Compact"/>
             </w:pPr>
             <w:r>
-              <w:t xml:space="preserve">dates_haiku.csv + data/*_dates.csv</w:t>
+              <w:t xml:space="preserve">dates_sonnet.csv + data/*_dates.csv</w:t>
             </w:r>
           </w:p>
         </w:tc>
@@ -2172,14 +2172,14 @@
     </w:tbl>
     <w:bookmarkEnd w:id="30"/>
     <w:bookmarkEnd w:id="31"/>
-    <w:bookmarkStart w:id="33" w:name="haiku"/>
-    <w:bookmarkStart w:id="32" w:name="почему-промты-для-haiku-такие"/>
+    <w:bookmarkStart w:id="33" w:name="prompts"/>
+    <w:bookmarkStart w:id="32" w:name="почему-промты-написаны-так"/>
     <w:p>
       <w:pPr>
         <w:pStyle w:val="Heading2"/>
       </w:pPr>
       <w:r>
-        <w:t xml:space="preserve">Почему промты для Haiku такие</w:t>
+        <w:t xml:space="preserve">Почему промты написаны так</w:t>
       </w:r>
     </w:p>
     <w:p>
@@ -2187,7 +2187,7 @@
         <w:pStyle w:val="FirstParagraph"/>
       </w:pPr>
       <w:r>
-        <w:t xml:space="preserve">Haiku — как аккуратный стажёр: хорошо выполняет маленькие задания с готовыми данными, но открытую задачу вроде «разберись, как OCR исказил месяцы» может решить поверхностно. Поэтому серия построена по четырём правилам:</w:t>
+        <w:t xml:space="preserve">Промты рассчитаны на Claude Sonnet — сильную модель, которой задачу можно объяснить, как коллеге. Поэтому они короткие и написаны обычным языком:</w:t>
       </w:r>
     </w:p>
     <w:p>
@@ -2203,13 +2203,13 @@
           <w:b/>
           <w:bCs/>
         </w:rPr>
-        <w:t xml:space="preserve">Одно изменение за шаг.</w:t>
-      </w:r>
-      <w:r>
-        <w:t xml:space="preserve"> </w:t>
-      </w:r>
-      <w:r>
-        <w:t xml:space="preserve">Сначала каркас, потом месяцы, потом знак смерти и так далее. После каждого шага видно, что улучшилось.</w:t>
+        <w:t xml:space="preserve">Задача словами, а не инструкциями.</w:t>
+      </w:r>
+      <w:r>
+        <w:t xml:space="preserve"> </w:t>
+      </w:r>
+      <w:r>
+        <w:t xml:space="preserve">«Нам нужны только даты самого человека — те, что идут до упоминания родственников». Без регулярных выражений, имён функций и технических требований.</w:t>
       </w:r>
     </w:p>
     <w:p>
@@ -2225,13 +2225,13 @@
           <w:b/>
           <w:bCs/>
         </w:rPr>
-        <w:t xml:space="preserve">Готовые данные.</w:t>
-      </w:r>
-      <w:r>
-        <w:t xml:space="preserve"> </w:t>
-      </w:r>
-      <w:r>
-        <w:t xml:space="preserve">Список искажений месяцев и знака † не надо искать: он дан в промте. Его заранее получили частотным подсчётом по корпусу: «поля» вместо «іюля» встречается 314 раз, «+» вместо «†» — 4 871 раз.</w:t>
+        <w:t xml:space="preserve">Сначала посмотреть на данные.</w:t>
+      </w:r>
+      <w:r>
+        <w:t xml:space="preserve"> </w:t>
+      </w:r>
+      <w:r>
+        <w:t xml:space="preserve">Промт 2 просит модель саму посчитать, как OCR записал крест и месяцы, и показать это. Она нашла то же, что видно глазами: «+» 1955 раз, «1» 1012 раз, «поля» вместо «іюля» 386 раз.</w:t>
       </w:r>
     </w:p>
     <w:p>
@@ -2247,13 +2247,13 @@
           <w:b/>
           <w:bCs/>
         </w:rPr>
-        <w:t xml:space="preserve">Тесты в каждом промте.</w:t>
-      </w:r>
-      <w:r>
-        <w:t xml:space="preserve"> </w:t>
-      </w:r>
-      <w:r>
-        <w:t xml:space="preserve">«На „+ 28 поня 1905“ ответ должен быть 1905-06-28». Всего 19 таких проверок, модель запускает их сама. Это и есть механизм контроля, который требует задание.</w:t>
+        <w:t xml:space="preserve">Примеры вместо правил.</w:t>
+      </w:r>
+      <w:r>
+        <w:t xml:space="preserve"> </w:t>
+      </w:r>
+      <w:r>
+        <w:t xml:space="preserve">Вместо «знак 1 считается крестом, если после него пробел» — пример: «р. 15 ноября 1852 1 5 марта 1856 значит, что человек умер 5 марта 1856». Модель сама выводит правило.</w:t>
       </w:r>
     </w:p>
     <w:p>
@@ -2269,25 +2269,35 @@
           <w:b/>
           <w:bCs/>
         </w:rPr>
-        <w:t xml:space="preserve">Последний шаг — самопроверка.</w:t>
-      </w:r>
-      <w:r>
-        <w:t xml:space="preserve"> </w:t>
-      </w:r>
-      <w:r>
-        <w:t xml:space="preserve">Модель сверяется с ручной разметкой и исправляет ошибки в правилах. Так Haiku сама нашла и починила двойную дату «19 сентября (1 октября) 1864».</w:t>
-      </w:r>
-    </w:p>
-    <w:p>
-      <w:pPr>
-        <w:pStyle w:val="BlockText"/>
+        <w:t xml:space="preserve">Контроль через примеры.</w:t>
+      </w:r>
+      <w:r>
+        <w:t xml:space="preserve"> </w:t>
+      </w:r>
+      <w:r>
+        <w:t xml:space="preserve">Каждый пример «текст → ответ» модель превращает в самопроверку. Если правка что-то сломала, программа сразу остановится. Это и есть механизм контроля, который требует задание.</w:t>
+      </w:r>
+    </w:p>
+    <w:p>
+      <w:pPr>
+        <w:pStyle w:val="Compact"/>
+        <w:numPr>
+          <w:ilvl w:val="0"/>
+          <w:numId w:val="1003"/>
+        </w:numPr>
       </w:pPr>
       <w:r>
         <w:rPr>
           <w:b/>
           <w:bCs/>
         </w:rPr>
-        <w:t xml:space="preserve">Если спросят «почему Haiku, а не самая сильная модель?»</w:t>
+        <w:t xml:space="preserve">Последний шаг — честная самопроверка.</w:t>
+      </w:r>
+      <w:r>
+        <w:t xml:space="preserve"> </w:t>
+      </w:r>
+      <w:r>
+        <w:t xml:space="preserve">«Если ошибся код — исправь. Если ошибка в самом источнике — не подгоняй». Так Sonnet нашла пять ошибок кода и не стала «подкручивать» ответы.</w:t>
       </w:r>
     </w:p>
     <w:p>
@@ -2295,13 +2305,25 @@
         <w:pStyle w:val="BlockText"/>
       </w:pPr>
       <w:r>
-        <w:t xml:space="preserve">«Небольшая модель — строгая проверка самих промтов. Если по серии даже Haiku пишет код, который на независимой выборке даёт 95 % точности, значит, задача поставлена хорошо и контроль работает. Ценность — в постановке задачи и проверке, а не в „силе“ модели. К тому же Haiku быстрее и дешевле.»</w:t>
+        <w:rPr>
+          <w:b/>
+          <w:bCs/>
+        </w:rPr>
+        <w:t xml:space="preserve">Если спросят «почему Sonnet?»</w:t>
+      </w:r>
+    </w:p>
+    <w:p>
+      <w:pPr>
+        <w:pStyle w:val="BlockText"/>
+      </w:pPr>
+      <w:r>
+        <w:t xml:space="preserve">«Мне было важно, чтобы промты читались как обычный текст, без программистских инструкций. Sonnet достаточно сильная, чтобы понять задачу по описанию и примерам и самой разобраться в данных. Качество я проверяла не на слово: на 40 статьях, которые модель не видела, точность 97 %, полнота 100 %.»</w:t>
       </w:r>
     </w:p>
     <w:bookmarkEnd w:id="32"/>
     <w:bookmarkEnd w:id="33"/>
-    <w:bookmarkStart w:id="49" w:name="code"/>
-    <w:bookmarkStart w:id="48" w:name="что-происходит-в-коде"/>
+    <w:bookmarkStart w:id="47" w:name="code"/>
+    <w:bookmarkStart w:id="46" w:name="что-происходит-в-коде"/>
     <w:p>
       <w:pPr>
         <w:pStyle w:val="Heading2"/>
@@ -2669,18 +2691,18 @@
               <w:pStyle w:val="Compact"/>
             </w:pPr>
             <w:r>
-              <w:t xml:space="preserve">(?P&lt;day&gt;…)</w:t>
-            </w:r>
-          </w:p>
-        </w:tc>
-        <w:tc>
-          <w:tcPr/>
-          <w:p>
-            <w:pPr>
-              <w:pStyle w:val="Compact"/>
-            </w:pPr>
-            <w:r>
-              <w:t xml:space="preserve">«запомни это место под именем day»: так программа достаёт день, месяц, год по отдельности</w:t>
+              <w:t xml:space="preserve">( … )</w:t>
+            </w:r>
+          </w:p>
+        </w:tc>
+        <w:tc>
+          <w:tcPr/>
+          <w:p>
+            <w:pPr>
+              <w:pStyle w:val="Compact"/>
+            </w:pPr>
+            <w:r>
+              <w:t xml:space="preserve">«запомни этот кусок»: так программа достаёт день, месяц, год по отдельности</w:t>
             </w:r>
           </w:p>
         </w:tc>
@@ -2694,7 +2716,13 @@
               <w:rPr>
                 <w:rStyle w:val="VerbatimChar"/>
               </w:rPr>
-              <w:t xml:space="preserve">(?P&lt;year&gt;\d{4})</w:t>
+              <w:t xml:space="preserve">(\d{1,2})</w:t>
+            </w:r>
+            <w:r>
+              <w:t xml:space="preserve"> </w:t>
+            </w:r>
+            <w:r>
+              <w:t xml:space="preserve">— день</w:t>
             </w:r>
           </w:p>
         </w:tc>
@@ -2780,7 +2808,7 @@
       </w:tr>
     </w:tbl>
     <w:bookmarkEnd w:id="34"/>
-    <w:bookmarkStart w:id="45" w:name="Xb3fc6d196d19738f693cfbe9bfa2c4225e31ed1"/>
+    <w:bookmarkStart w:id="43" w:name="X5c297449049dad3077985c88d54eb6e4239795d"/>
     <w:p>
       <w:pPr>
         <w:pStyle w:val="Heading3"/>
@@ -2789,13 +2817,13 @@
         <w:rPr>
           <w:rStyle w:val="VerbatimChar"/>
         </w:rPr>
-        <w:t xml:space="preserve">code/dates_haiku.py</w:t>
-      </w:r>
-      <w:r>
-        <w:t xml:space="preserve"> </w:t>
-      </w:r>
-      <w:r>
-        <w:t xml:space="preserve">— этап 3, код Haiku (главный файл)</w:t>
+        <w:t xml:space="preserve">code/dates_sonnet.py</w:t>
+      </w:r>
+      <w:r>
+        <w:t xml:space="preserve"> </w:t>
+      </w:r>
+      <w:r>
+        <w:t xml:space="preserve">— этап 3, код Sonnet (главный файл)</w:t>
       </w:r>
     </w:p>
     <w:p>
@@ -2839,13 +2867,13 @@
           <w:b/>
           <w:bCs/>
         </w:rPr>
-        <w:t xml:space="preserve">dates_haiku.csv</w:t>
-      </w:r>
-      <w:r>
-        <w:t xml:space="preserve"> </w:t>
-      </w:r>
-      <w:r>
-        <w:t xml:space="preserve">(id, рождение, смерть, флаги),</w:t>
+        <w:t xml:space="preserve">dates_sonnet.csv</w:t>
+      </w:r>
+      <w:r>
+        <w:t xml:space="preserve"> </w:t>
+      </w:r>
+      <w:r>
+        <w:t xml:space="preserve">(id, рождение, смерть, пометки),</w:t>
       </w:r>
       <w:r>
         <w:t xml:space="preserve"> </w:t>
@@ -2855,7 +2883,7 @@
           <w:b/>
           <w:bCs/>
         </w:rPr>
-        <w:t xml:space="preserve">dates_haiku_review.csv</w:t>
+        <w:t xml:space="preserve">dates_sonnet_review.csv</w:t>
       </w:r>
       <w:r>
         <w:t xml:space="preserve"> </w:t>
@@ -2864,13 +2892,21 @@
         <w:t xml:space="preserve">(на проверку), сводка на экране</w:t>
       </w:r>
     </w:p>
-    <w:bookmarkStart w:id="35" w:name="блок-1-словарь-месяцев-промт-2"/>
+    <w:p>
+      <w:pPr>
+        <w:pStyle w:val="FirstParagraph"/>
+      </w:pPr>
+      <w:r>
+        <w:t xml:space="preserve">Около 270 строк, и их удобно читать сверху вниз: сначала «словари», потом функции, которые ими пользуются, в конце — примеры для самопроверки и запуск.</w:t>
+      </w:r>
+    </w:p>
+    <w:bookmarkStart w:id="35" w:name="блок-1-как-узнать-месяц-month_of-промт-2"/>
     <w:p>
       <w:pPr>
         <w:pStyle w:val="Heading4"/>
       </w:pPr>
       <w:r>
-        <w:t xml:space="preserve">Блок 1 · словарь месяцев · промт 2</w:t>
+        <w:t xml:space="preserve">Блок 1 · как узнать месяц: month_of · промт 2</w:t>
       </w:r>
     </w:p>
     <w:p>
@@ -2881,7 +2917,7 @@
         <w:rPr>
           <w:rStyle w:val="VerbatimChar"/>
         </w:rPr>
-        <w:t xml:space="preserve">MONTH_PATTERNS = {</w:t>
+        <w:t xml:space="preserve">MONTH_PREFIX = [("янв", 1), ("фев", 2), ("мар", 3), ("апр", 4), … ("юл", 7), …]</w:t>
       </w:r>
       <w:r>
         <w:br/>
@@ -2890,25 +2926,7 @@
         <w:rPr>
           <w:rStyle w:val="VerbatimChar"/>
         </w:rPr>
-        <w:t xml:space="preserve">    6: r"[1!|{(тпшгнШТІі'№‘]?[юо]{0,2}ня",   # іюня: юня, поня, 1юня, пюня, ня</w:t>
-      </w:r>
-      <w:r>
-        <w:br/>
-      </w:r>
-      <w:r>
-        <w:rPr>
-          <w:rStyle w:val="VerbatimChar"/>
-        </w:rPr>
-        <w:t xml:space="preserve">    7: r"[1!|{(тпшгнШТІі'№‘]?[юо]{0,2}ля",   # іюля: юля, поля, 1юля, тюля</w:t>
-      </w:r>
-      <w:r>
-        <w:br/>
-      </w:r>
-      <w:r>
-        <w:rPr>
-          <w:rStyle w:val="VerbatimChar"/>
-        </w:rPr>
-        <w:t xml:space="preserve">    …</w:t>
+        <w:t xml:space="preserve">MONTH_PART   = [… ("оня", 6), ("оля", 7), ("густ", 8), ("кабр", 12)]</w:t>
       </w:r>
     </w:p>
     <w:p>
@@ -2916,32 +2934,17 @@
         <w:pStyle w:val="FirstParagraph"/>
       </w:pPr>
       <w:r>
-        <w:t xml:space="preserve">Для каждого из 12 месяцев — шаблон, который ловит правильное написание и все массовые искажения. Июль по-русски: «необязательный мусорный знак на месте „і“, потом до двух букв „ю“ или „о“, потом „ля“». Функция</w:t>
-      </w:r>
-      <w:r>
-        <w:t xml:space="preserve"> </w:t>
-      </w:r>
-      <w:r>
-        <w:rPr>
-          <w:rStyle w:val="VerbatimChar"/>
-        </w:rPr>
-        <w:t xml:space="preserve">norm_month</w:t>
-      </w:r>
-      <w:r>
-        <w:t xml:space="preserve"> </w:t>
-      </w:r>
-      <w:r>
-        <w:t xml:space="preserve">по найденному слову («поня») возвращает номер месяца (6).</w:t>
+        <w:t xml:space="preserve">Здесь нет длинных шаблонов. Программа сначала убирает из слова мусорные знаки ($, %, !, цифры) и заменяет «ѣ» на «е». Потом смотрит, с чего начинается слово («апр…» → апрель), а если не вышло — нет ли в нём узнаваемого куска («оля» → июль, «густ» → август, «кабр» → декабрь). Так «поля», «1юля», «апр$ля» и «азгуста» узнаются без отдельного правила на каждый вариант. Обрывок «ня» от «іюня» учтён отдельно.</w:t>
       </w:r>
     </w:p>
     <w:bookmarkEnd w:id="35"/>
-    <w:bookmarkStart w:id="36" w:name="блок-2-починщики-чисел-промт-3"/>
+    <w:bookmarkStart w:id="36" w:name="Xf799a3648bd3290e9c849549b7088ab47ade112"/>
     <w:p>
       <w:pPr>
         <w:pStyle w:val="Heading4"/>
       </w:pPr>
       <w:r>
-        <w:t xml:space="preserve">Блок 2 · «починщики» чисел · промт 3</w:t>
+        <w:t xml:space="preserve">Блок 2 · год и поиск всех дат: fix_year, find_dates · промты 1–2</w:t>
       </w:r>
     </w:p>
     <w:p>
@@ -2956,10 +2959,10 @@
         <w:rPr>
           <w:rStyle w:val="VerbatimChar"/>
         </w:rPr>
-        <w:t xml:space="preserve">norm_year</w:t>
-      </w:r>
-      <w:r>
-        <w:t xml:space="preserve">: «т» → 1, «з» → 3 («т852» → 1852); год 13xx → 18xx (XIV века в издании нет, значит, 3 — испорченная 8); «17..» → «год неизвестен».</w:t>
+        <w:t xml:space="preserve">fix_year</w:t>
+      </w:r>
+      <w:r>
+        <w:t xml:space="preserve">: «т852» → 1852; год, начинающийся на «13», → «18» (OCR путает 8 и 3, XIV века в издании нет).</w:t>
       </w:r>
     </w:p>
     <w:p>
@@ -2974,31 +2977,120 @@
         <w:rPr>
           <w:rStyle w:val="VerbatimChar"/>
         </w:rPr>
-        <w:t xml:space="preserve">norm_day</w:t>
-      </w:r>
-      <w:r>
-        <w:t xml:space="preserve">: «т», «|», «l» → 1; из «15/27» берёт 15 (старый стиль); «115» понимает как «знак 1 + день 15»; день вне 1–31 → неизвестен.</w:t>
+        <w:t xml:space="preserve">DATE_RE</w:t>
+      </w:r>
+      <w:r>
+        <w:t xml:space="preserve">: «число — слово — год». Слово может начинаться с лишней «1» («19 1юля 1903» — это 19 июля).</w:t>
+      </w:r>
+    </w:p>
+    <w:p>
+      <w:pPr>
+        <w:pStyle w:val="Compact"/>
+        <w:numPr>
+          <w:ilvl w:val="0"/>
+          <w:numId w:val="1005"/>
+        </w:numPr>
+      </w:pPr>
+      <w:r>
+        <w:rPr>
+          <w:rStyle w:val="VerbatimChar"/>
+        </w:rPr>
+        <w:t xml:space="preserve">find_dates</w:t>
+      </w:r>
+      <w:r>
+        <w:t xml:space="preserve"> </w:t>
+      </w:r>
+      <w:r>
+        <w:t xml:space="preserve">проходит по тексту слева направо и собирает все даты по порядку. Если месяц не узнан, сохраняет хотя бы год. Если есть только год («р. 1852 Т 1892»), берёт год.</w:t>
       </w:r>
     </w:p>
     <w:bookmarkEnd w:id="36"/>
-    <w:bookmarkStart w:id="37" w:name="Xb3199ddd82745e297b850a5814063ce4e361fad"/>
+    <w:bookmarkStart w:id="37" w:name="X1b459b0bd384695123fb10bd525559adec566e7"/>
     <w:p>
       <w:pPr>
         <w:pStyle w:val="Heading4"/>
       </w:pPr>
       <w:r>
-        <w:t xml:space="preserve">Блок 3 · знак смерти и слова-вставки · промты 3–4</w:t>
-      </w:r>
-    </w:p>
-    <w:p>
-      <w:pPr>
-        <w:pStyle w:val="SourceCode"/>
-      </w:pPr>
+        <w:t xml:space="preserve">Блок 3 · «своя» часть статьи: own_part, cut_relatives · промт 3</w:t>
+      </w:r>
+    </w:p>
+    <w:p>
+      <w:pPr>
+        <w:pStyle w:val="Compact"/>
+        <w:numPr>
+          <w:ilvl w:val="0"/>
+          <w:numId w:val="1006"/>
+        </w:numPr>
+      </w:pPr>
+      <w:r>
+        <w:t xml:space="preserve">Если запись начинается с отсылки «— см. …» и к ней приклеена следующая статья, отсылка отбрасывается, и читается вторая статья.</w:t>
+      </w:r>
+    </w:p>
+    <w:p>
+      <w:pPr>
+        <w:pStyle w:val="Compact"/>
+        <w:numPr>
+          <w:ilvl w:val="0"/>
+          <w:numId w:val="1006"/>
+        </w:numPr>
+      </w:pPr>
+      <w:r>
+        <w:t xml:space="preserve">Скобки: если внутри «кладб», «лавр», «монаст», «церк», «пуст», «собор» или после скобки ничего нет — это кладбище, дальше читать не нужно. Другие скобки («рожд. Дюлу (Бивоча)») просто выбрасываются, и чтение продолжается.</w:t>
+      </w:r>
+    </w:p>
+    <w:p>
+      <w:pPr>
+        <w:pStyle w:val="Compact"/>
+        <w:numPr>
+          <w:ilvl w:val="0"/>
+          <w:numId w:val="1006"/>
+        </w:numPr>
+      </w:pPr>
+      <w:r>
+        <w:t xml:space="preserve">Родственники: текст обрезается на первом слове с заглавной буквы из списка — «Жена», «Мужъ», «Сынъ», «Дочь», «Вдова», «Мать», «Отецъ», «Съ», «Отъ», «Надпись» и др. Строчное «жена ст. сов.» относится к самому человеку и не режется.</w:t>
+      </w:r>
+    </w:p>
+    <w:bookmarkEnd w:id="37"/>
+    <w:bookmarkStart w:id="38" w:name="X4873a5bce357b278d325fcb4856ff4ed036b88e"/>
+    <w:p>
+      <w:pPr>
+        <w:pStyle w:val="Heading4"/>
+      </w:pPr>
+      <w:r>
+        <w:t xml:space="preserve">Блок 4 · крест и «р.»: CROSS_RE, BIRTH_WORD_RE · промты 1–3</w:t>
+      </w:r>
+    </w:p>
+    <w:p>
+      <w:pPr>
+        <w:pStyle w:val="FirstParagraph"/>
+      </w:pPr>
+      <w:r>
+        <w:t xml:space="preserve">Крест — это отдельно стоящий знак (один, два или три подряд) из набора</w:t>
+      </w:r>
+      <w:r>
+        <w:t xml:space="preserve"> </w:t>
+      </w:r>
       <w:r>
         <w:rPr>
           <w:rStyle w:val="VerbatimChar"/>
         </w:rPr>
-        <w:t xml:space="preserve">DEATH_MARK = r"(?&lt;!\w)(?:[+†{|Ттф—\-]{1,2}(?=[\s\d])|1(?=\s))"</w:t>
+        <w:t xml:space="preserve">+ { | } Т т 1 ф — † -</w:t>
+      </w:r>
+      <w:r>
+        <w:t xml:space="preserve"> </w:t>
+      </w:r>
+      <w:r>
+        <w:t xml:space="preserve">и ещё нескольких, которые нашлись в данных. «Отдельно стоящий» значит, что вокруг пробелы: буква «т» внутри слова крестом не считается. «р.» ищется и в кириллице, и в латинице (OCR иногда ставит латинскую p).</w:t>
+      </w:r>
+    </w:p>
+    <w:bookmarkEnd w:id="38"/>
+    <w:bookmarkStart w:id="39" w:name="блок-5-чья-это-дата-extract-промты-3-5"/>
+    <w:p>
+      <w:pPr>
+        <w:pStyle w:val="Heading4"/>
+      </w:pPr>
+      <w:r>
+        <w:t xml:space="preserve">Блок 5 · чья это дата: extract · промты 3, 5</w:t>
       </w:r>
     </w:p>
     <w:p>
@@ -3006,113 +3098,77 @@
         <w:pStyle w:val="FirstParagraph"/>
       </w:pPr>
       <w:r>
-        <w:t xml:space="preserve">Знак смерти — любой из</w:t>
-      </w:r>
-      <w:r>
-        <w:t xml:space="preserve"> </w:t>
-      </w:r>
-      <w:r>
-        <w:rPr>
-          <w:rStyle w:val="VerbatimChar"/>
-        </w:rPr>
-        <w:t xml:space="preserve">+ † { | Т т ф — -</w:t>
-      </w:r>
-      <w:r>
-        <w:t xml:space="preserve">, но не внутри слова: иначе «т» из «октября» стала бы крестом. Одиночная «1» — знак, только если после неё пробел: «1 5 марта» = † 5 марта.</w:t>
-      </w:r>
-      <w:r>
-        <w:t xml:space="preserve"> </w:t>
-      </w:r>
-      <w:r>
-        <w:rPr>
-          <w:rStyle w:val="VerbatimChar"/>
-        </w:rPr>
-        <w:t xml:space="preserve">WORDS</w:t>
-      </w:r>
-      <w:r>
-        <w:t xml:space="preserve"> </w:t>
-      </w:r>
-      <w:r>
-        <w:t xml:space="preserve">разрешает до двух слов между знаком и датой: «р. въ Ригѣ 9 апрѣля», «+ убитъ 12 октября».</w:t>
-      </w:r>
-    </w:p>
-    <w:bookmarkEnd w:id="37"/>
-    <w:bookmarkStart w:id="38" w:name="Xbef63103fcf9e68f81355bd72ef00aec1c6bd32"/>
+        <w:t xml:space="preserve">Сердце программы. Для каждой найденной даты она смотрит на текст между этой датой и предыдущей:</w:t>
+      </w:r>
+    </w:p>
+    <w:p>
+      <w:pPr>
+        <w:pStyle w:val="Compact"/>
+        <w:numPr>
+          <w:ilvl w:val="0"/>
+          <w:numId w:val="1007"/>
+        </w:numPr>
+      </w:pPr>
+      <w:r>
+        <w:t xml:space="preserve">там есть «р.» → это рождение. Но если после «р.» сразу стоит крест («р. 2 + 3 апрѣля 1878»), рождение нечитаемо, и дата — смерть;</w:t>
+      </w:r>
+    </w:p>
+    <w:p>
+      <w:pPr>
+        <w:pStyle w:val="Compact"/>
+        <w:numPr>
+          <w:ilvl w:val="0"/>
+          <w:numId w:val="1007"/>
+        </w:numPr>
+      </w:pPr>
+      <w:r>
+        <w:t xml:space="preserve">там есть крест → это смерть;</w:t>
+      </w:r>
+    </w:p>
+    <w:p>
+      <w:pPr>
+        <w:pStyle w:val="Compact"/>
+        <w:numPr>
+          <w:ilvl w:val="0"/>
+          <w:numId w:val="1007"/>
+        </w:numPr>
+      </w:pPr>
+      <w:r>
+        <w:t xml:space="preserve">у первой даты нет ни «р.», ни креста, но перед следующей датой крест → первая дата — рождение («Клара, 29 октября 1821 | 17 июля 1891»);</w:t>
+      </w:r>
+    </w:p>
+    <w:p>
+      <w:pPr>
+        <w:pStyle w:val="Compact"/>
+        <w:numPr>
+          <w:ilvl w:val="0"/>
+          <w:numId w:val="1007"/>
+        </w:numPr>
+      </w:pPr>
+      <w:r>
+        <w:t xml:space="preserve">между рождением и крестом есть ещё одна дата (например, свадьба) → она пропускается, смертью берётся дата после креста;</w:t>
+      </w:r>
+    </w:p>
+    <w:p>
+      <w:pPr>
+        <w:pStyle w:val="Compact"/>
+        <w:numPr>
+          <w:ilvl w:val="0"/>
+          <w:numId w:val="1007"/>
+        </w:numPr>
+      </w:pPr>
+      <w:r>
+        <w:t xml:space="preserve">креста нет, но дата стоит сразу (не дальше 40 знаков) после рождения → это смерть с пометкой «смерть без креста».</w:t>
+      </w:r>
+    </w:p>
+    <w:bookmarkEnd w:id="39"/>
+    <w:bookmarkStart w:id="40" w:name="блок-6-пометки-check_flags-промт-4"/>
     <w:p>
       <w:pPr>
         <w:pStyle w:val="Heading4"/>
       </w:pPr>
       <w:r>
-        <w:t xml:space="preserve">Блок 4 · граница «своей» части: функция _own_end · промт 4</w:t>
-      </w:r>
-    </w:p>
-    <w:p>
-      <w:pPr>
-        <w:pStyle w:val="FirstParagraph"/>
-      </w:pPr>
-      <w:r>
-        <w:t xml:space="preserve">Ищет, где кончается рассказ о самом человеке: первое из слов «Жена», «Мужъ», «Дочь», «Сынъ», «Внучка», «Надпись», «Съ » + заглавная буква или скобка с местом погребения. Скобка считается границей, только если внутри есть «кладбище», «лавра», «монастырь», «пустынь», «собор», «церковь» или «село». Скобка «рожд. Дюлу (Бивоча)» — просто вариант фамилии.</w:t>
-      </w:r>
-    </w:p>
-    <w:bookmarkEnd w:id="38"/>
-    <w:bookmarkStart w:id="39" w:name="Xb50298dbdd6ca19d7c8d9a37df5304a40a9e918"/>
-    <w:p>
-      <w:pPr>
-        <w:pStyle w:val="Heading4"/>
-      </w:pPr>
-      <w:r>
-        <w:t xml:space="preserve">Блок 5 · шаблон даты: функция _date_re · промты 1–3, 6</w:t>
-      </w:r>
-    </w:p>
-    <w:p>
-      <w:pPr>
-        <w:pStyle w:val="FirstParagraph"/>
-      </w:pPr>
-      <w:r>
-        <w:t xml:space="preserve">Собирает шаблон «метка → [день месяц] год». Метка для рождения — «р.» (с вставками) или «рожд.» (без вставок: «рожд.» обычно значит «урождённая»). Метка для смерти — знак из блока 3. Кусок</w:t>
-      </w:r>
-      <w:r>
-        <w:t xml:space="preserve"> </w:t>
-      </w:r>
-      <w:r>
-        <w:rPr>
-          <w:rStyle w:val="VerbatimChar"/>
-        </w:rPr>
-        <w:t xml:space="preserve">(?:\s*\([^()]{1,30}\))?</w:t>
-      </w:r>
-      <w:r>
-        <w:t xml:space="preserve"> </w:t>
-      </w:r>
-      <w:r>
-        <w:t xml:space="preserve">Haiku добавила сама на шаге 6: он пропускает скобку с датой по новому стилю «19 сентября (1 октября) 1864».</w:t>
-      </w:r>
-    </w:p>
-    <w:bookmarkEnd w:id="39"/>
-    <w:bookmarkStart w:id="40" w:name="блок-6-_format-дата-в-формат-гггг-мм-дд"/>
-    <w:p>
-      <w:pPr>
-        <w:pStyle w:val="Heading4"/>
-      </w:pPr>
-      <w:r>
-        <w:t xml:space="preserve">Блок 6 · _format — дата в формат ГГГГ-ММ-ДД</w:t>
-      </w:r>
-    </w:p>
-    <w:p>
-      <w:pPr>
-        <w:pStyle w:val="FirstParagraph"/>
-      </w:pPr>
-      <w:r>
-        <w:t xml:space="preserve">Чинит год, месяц и день функциями из блоков 1–2 и собирает дату. Если известен только год — «1852», год и месяц — «1852-06». Если год не читается — пусто.</w:t>
-      </w:r>
-    </w:p>
-    <w:bookmarkEnd w:id="40"/>
-    <w:bookmarkStart w:id="41" w:name="блок-7-_flags-механизм-контроля-промт-5"/>
-    <w:p>
-      <w:pPr>
-        <w:pStyle w:val="Heading4"/>
-      </w:pPr>
-      <w:r>
-        <w:t xml:space="preserve">Блок 7 · _flags — механизм контроля · промт 5</w:t>
+        <w:t xml:space="preserve">Блок 6 · пометки: check_flags · промт 4</w:t>
       </w:r>
     </w:p>
     <w:tbl>
@@ -3137,7 +3193,7 @@
               <w:pStyle w:val="Compact"/>
             </w:pPr>
             <w:r>
-              <w:t xml:space="preserve">Флаг</w:t>
+              <w:t xml:space="preserve">Пометка</w:t>
             </w:r>
           </w:p>
         </w:tc>
@@ -3172,29 +3228,29 @@
               <w:pStyle w:val="Compact"/>
             </w:pPr>
             <w:r>
-              <w:t xml:space="preserve">year_present_but_no_death</w:t>
-            </w:r>
-          </w:p>
-        </w:tc>
-        <w:tc>
-          <w:tcPr/>
-          <w:p>
-            <w:pPr>
-              <w:pStyle w:val="Compact"/>
-            </w:pPr>
-            <w:r>
-              <w:t xml:space="preserve">в «своей» части есть год 16xx–19xx, а дата смерти не найдена</w:t>
-            </w:r>
-          </w:p>
-        </w:tc>
-        <w:tc>
-          <w:tcPr/>
-          <w:p>
-            <w:pPr>
-              <w:pStyle w:val="Compact"/>
-            </w:pPr>
-            <w:r>
-              <w:t xml:space="preserve">811</w:t>
+              <w:t xml:space="preserve">смерть без креста</w:t>
+            </w:r>
+          </w:p>
+        </w:tc>
+        <w:tc>
+          <w:tcPr/>
+          <w:p>
+            <w:pPr>
+              <w:pStyle w:val="Compact"/>
+            </w:pPr>
+            <w:r>
+              <w:t xml:space="preserve">дата смерти определена по положению, а не по знаку</w:t>
+            </w:r>
+          </w:p>
+        </w:tc>
+        <w:tc>
+          <w:tcPr/>
+          <w:p>
+            <w:pPr>
+              <w:pStyle w:val="Compact"/>
+            </w:pPr>
+            <w:r>
+              <w:t xml:space="preserve">228</w:t>
             </w:r>
           </w:p>
         </w:tc>
@@ -3207,29 +3263,29 @@
               <w:pStyle w:val="Compact"/>
             </w:pPr>
             <w:r>
-              <w:t xml:space="preserve">birth_after_death</w:t>
-            </w:r>
-          </w:p>
-        </w:tc>
-        <w:tc>
-          <w:tcPr/>
-          <w:p>
-            <w:pPr>
-              <w:pStyle w:val="Compact"/>
-            </w:pPr>
-            <w:r>
-              <w:t xml:space="preserve">год рождения больше года смерти</w:t>
-            </w:r>
-          </w:p>
-        </w:tc>
-        <w:tc>
-          <w:tcPr/>
-          <w:p>
-            <w:pPr>
-              <w:pStyle w:val="Compact"/>
-            </w:pPr>
-            <w:r>
-              <w:t xml:space="preserve">23</w:t>
+              <w:t xml:space="preserve">есть год, но нет смерти</w:t>
+            </w:r>
+          </w:p>
+        </w:tc>
+        <w:tc>
+          <w:tcPr/>
+          <w:p>
+            <w:pPr>
+              <w:pStyle w:val="Compact"/>
+            </w:pPr>
+            <w:r>
+              <w:t xml:space="preserve">в «своей» части есть дата, а смерть не найдена</w:t>
+            </w:r>
+          </w:p>
+        </w:tc>
+        <w:tc>
+          <w:tcPr/>
+          <w:p>
+            <w:pPr>
+              <w:pStyle w:val="Compact"/>
+            </w:pPr>
+            <w:r>
+              <w:t xml:space="preserve">196</w:t>
             </w:r>
           </w:p>
         </w:tc>
@@ -3242,29 +3298,29 @@
               <w:pStyle w:val="Compact"/>
             </w:pPr>
             <w:r>
-              <w:t xml:space="preserve">age_over_110</w:t>
-            </w:r>
-          </w:p>
-        </w:tc>
-        <w:tc>
-          <w:tcPr/>
-          <w:p>
-            <w:pPr>
-              <w:pStyle w:val="Compact"/>
-            </w:pPr>
-            <w:r>
-              <w:t xml:space="preserve">между годами больше 110 лет</w:t>
-            </w:r>
-          </w:p>
-        </w:tc>
-        <w:tc>
-          <w:tcPr/>
-          <w:p>
-            <w:pPr>
-              <w:pStyle w:val="Compact"/>
-            </w:pPr>
-            <w:r>
-              <w:t xml:space="preserve">20</w:t>
+              <w:t xml:space="preserve">возраст не совпадает</w:t>
+            </w:r>
+          </w:p>
+        </w:tc>
+        <w:tc>
+          <w:tcPr/>
+          <w:p>
+            <w:pPr>
+              <w:pStyle w:val="Compact"/>
+            </w:pPr>
+            <w:r>
+              <w:t xml:space="preserve">сразу после даты смерти указан возраст («на 45 г.», «63 л.»), и он отличается от разницы годов больше чем на год</w:t>
+            </w:r>
+          </w:p>
+        </w:tc>
+        <w:tc>
+          <w:tcPr/>
+          <w:p>
+            <w:pPr>
+              <w:pStyle w:val="Compact"/>
+            </w:pPr>
+            <w:r>
+              <w:t xml:space="preserve">44</w:t>
             </w:r>
           </w:p>
         </w:tc>
@@ -3277,29 +3333,29 @@
               <w:pStyle w:val="Compact"/>
             </w:pPr>
             <w:r>
-              <w:t xml:space="preserve">death_year_out_of_range</w:t>
-            </w:r>
-          </w:p>
-        </w:tc>
-        <w:tc>
-          <w:tcPr/>
-          <w:p>
-            <w:pPr>
-              <w:pStyle w:val="Compact"/>
-            </w:pPr>
-            <w:r>
-              <w:t xml:space="preserve">год смерти не между 1700 и 1912</w:t>
-            </w:r>
-          </w:p>
-        </w:tc>
-        <w:tc>
-          <w:tcPr/>
-          <w:p>
-            <w:pPr>
-              <w:pStyle w:val="Compact"/>
-            </w:pPr>
-            <w:r>
-              <w:t xml:space="preserve">8</w:t>
+              <w:t xml:space="preserve">рождение позже смерти</w:t>
+            </w:r>
+          </w:p>
+        </w:tc>
+        <w:tc>
+          <w:tcPr/>
+          <w:p>
+            <w:pPr>
+              <w:pStyle w:val="Compact"/>
+            </w:pPr>
+            <w:r>
+              <w:t xml:space="preserve">год рождения больше года смерти</w:t>
+            </w:r>
+          </w:p>
+        </w:tc>
+        <w:tc>
+          <w:tcPr/>
+          <w:p>
+            <w:pPr>
+              <w:pStyle w:val="Compact"/>
+            </w:pPr>
+            <w:r>
+              <w:t xml:space="preserve">32</w:t>
             </w:r>
           </w:p>
         </w:tc>
@@ -3312,42 +3368,95 @@
               <w:pStyle w:val="Compact"/>
             </w:pPr>
             <w:r>
-              <w:t xml:space="preserve">birth_year_out_of_range</w:t>
-            </w:r>
-          </w:p>
-        </w:tc>
-        <w:tc>
-          <w:tcPr/>
-          <w:p>
-            <w:pPr>
-              <w:pStyle w:val="Compact"/>
-            </w:pPr>
-            <w:r>
-              <w:t xml:space="preserve">то же для рождения</w:t>
-            </w:r>
-          </w:p>
-        </w:tc>
-        <w:tc>
-          <w:tcPr/>
-          <w:p>
-            <w:pPr>
-              <w:pStyle w:val="Compact"/>
-            </w:pPr>
-            <w:r>
-              <w:t xml:space="preserve">7</w:t>
+              <w:t xml:space="preserve">больше 110 лет</w:t>
+            </w:r>
+          </w:p>
+        </w:tc>
+        <w:tc>
+          <w:tcPr/>
+          <w:p>
+            <w:pPr>
+              <w:pStyle w:val="Compact"/>
+            </w:pPr>
+            <w:r>
+              <w:t xml:space="preserve">между годами больше 110 лет</w:t>
+            </w:r>
+          </w:p>
+        </w:tc>
+        <w:tc>
+          <w:tcPr/>
+          <w:p>
+            <w:pPr>
+              <w:pStyle w:val="Compact"/>
+            </w:pPr>
+            <w:r>
+              <w:t xml:space="preserve">23</w:t>
+            </w:r>
+          </w:p>
+        </w:tc>
+      </w:tr>
+      <w:tr>
+        <w:tc>
+          <w:tcPr/>
+          <w:p>
+            <w:pPr>
+              <w:pStyle w:val="Compact"/>
+            </w:pPr>
+            <w:r>
+              <w:t xml:space="preserve">год вне диапазона</w:t>
+            </w:r>
+          </w:p>
+        </w:tc>
+        <w:tc>
+          <w:tcPr/>
+          <w:p>
+            <w:pPr>
+              <w:pStyle w:val="Compact"/>
+            </w:pPr>
+            <w:r>
+              <w:t xml:space="preserve">год не между 1700 и 1912</w:t>
+            </w:r>
+          </w:p>
+        </w:tc>
+        <w:tc>
+          <w:tcPr/>
+          <w:p>
+            <w:pPr>
+              <w:pStyle w:val="Compact"/>
+            </w:pPr>
+            <w:r>
+              <w:t xml:space="preserve">15</w:t>
             </w:r>
           </w:p>
         </w:tc>
       </w:tr>
     </w:tbl>
+    <w:bookmarkEnd w:id="40"/>
+    <w:bookmarkStart w:id="41" w:name="Xfe905cf9f59842a96a37ea3cccf0fe2ddd2d50e"/>
+    <w:p>
+      <w:pPr>
+        <w:pStyle w:val="Heading4"/>
+      </w:pPr>
+      <w:r>
+        <w:t xml:space="preserve">Блок 7 · SELF_TESTS и self_check — 18 примеров из промтов</w:t>
+      </w:r>
+    </w:p>
+    <w:p>
+      <w:pPr>
+        <w:pStyle w:val="FirstParagraph"/>
+      </w:pPr>
+      <w:r>
+        <w:t xml:space="preserve">Все примеры из промтов собраны в список «текст статьи → ожидаемые даты». Перед каждой обработкой программа проверяет себя на них. Если хоть один пример не прошёл, она пишет «САМОПРОВЕРКА НЕ ПРОЙДЕНА» и останавливается, не выдавая неверных результатов.</w:t>
+      </w:r>
+    </w:p>
     <w:bookmarkEnd w:id="41"/>
-    <w:bookmarkStart w:id="42" w:name="блок-8-extract-чтение-одной-статьи"/>
+    <w:bookmarkStart w:id="42" w:name="блок-8-main-запуск-и-сводка"/>
     <w:p>
       <w:pPr>
         <w:pStyle w:val="Heading4"/>
       </w:pPr>
       <w:r>
-        <w:t xml:space="preserve">Блок 8 · extract — чтение одной статьи</w:t>
+        <w:t xml:space="preserve">Блок 8 · main — запуск и сводка</w:t>
       </w:r>
     </w:p>
     <w:p>
@@ -3355,92 +3464,56 @@
         <w:pStyle w:val="FirstParagraph"/>
       </w:pPr>
       <w:r>
-        <w:t xml:space="preserve">Сердце программы, всего несколько строк: отрезать фамилию → найти конец «своей» части (блок 4) → найти дату рождения → после неё найти дату смерти → поставить флаги. Возвращает три значения: рождение, смерть, флаги.</w:t>
+        <w:t xml:space="preserve">Запускает самопроверку, читает все 13 620 статей, к каждой применяет</w:t>
+      </w:r>
+      <w:r>
+        <w:t xml:space="preserve"> </w:t>
+      </w:r>
+      <w:r>
+        <w:rPr>
+          <w:rStyle w:val="VerbatimChar"/>
+        </w:rPr>
+        <w:t xml:space="preserve">extract</w:t>
+      </w:r>
+      <w:r>
+        <w:t xml:space="preserve">, пишет</w:t>
+      </w:r>
+      <w:r>
+        <w:t xml:space="preserve"> </w:t>
+      </w:r>
+      <w:r>
+        <w:rPr>
+          <w:rStyle w:val="VerbatimChar"/>
+        </w:rPr>
+        <w:t xml:space="preserve">dates_sonnet.csv</w:t>
+      </w:r>
+      <w:r>
+        <w:t xml:space="preserve">, а помеченные статьи с текстом — в</w:t>
+      </w:r>
+      <w:r>
+        <w:t xml:space="preserve"> </w:t>
+      </w:r>
+      <w:r>
+        <w:rPr>
+          <w:rStyle w:val="VerbatimChar"/>
+        </w:rPr>
+        <w:t xml:space="preserve">dates_sonnet_review.csv</w:t>
+      </w:r>
+      <w:r>
+        <w:t xml:space="preserve">. В конце печатает сводку: сколько статей обработано, у скольких найдены даты (в процентах от всех статей вместе с отсылками), сколько каждой пометки.</w:t>
       </w:r>
     </w:p>
     <w:bookmarkEnd w:id="42"/>
-    <w:bookmarkStart w:id="43" w:name="блок-9-self_test-19-проверок-из-промтов"/>
-    <w:p>
-      <w:pPr>
-        <w:pStyle w:val="Heading4"/>
-      </w:pPr>
-      <w:r>
-        <w:t xml:space="preserve">Блок 9 · self_test — 19 проверок из промтов</w:t>
-      </w:r>
-    </w:p>
-    <w:p>
-      <w:pPr>
-        <w:pStyle w:val="FirstParagraph"/>
-      </w:pPr>
-      <w:r>
-        <w:t xml:space="preserve">Все тесты, которые были в промтах, собраны здесь. Они запускаются при каждом старте программы, до обработки данных. Если кто-то испортит правило, программа сразу остановится с ошибкой и не выдаст неверных результатов.</w:t>
-      </w:r>
-    </w:p>
     <w:bookmarkEnd w:id="43"/>
-    <w:bookmarkStart w:id="44" w:name="блок-10-main-запуск-и-сводка"/>
-    <w:p>
-      <w:pPr>
-        <w:pStyle w:val="Heading4"/>
-      </w:pPr>
-      <w:r>
-        <w:t xml:space="preserve">Блок 10 · main — запуск и сводка</w:t>
-      </w:r>
-    </w:p>
-    <w:p>
-      <w:pPr>
-        <w:pStyle w:val="FirstParagraph"/>
-      </w:pPr>
-      <w:r>
-        <w:t xml:space="preserve">Читает все 13 620 статей, к каждой применяет</w:t>
-      </w:r>
-      <w:r>
-        <w:t xml:space="preserve"> </w:t>
-      </w:r>
+    <w:bookmarkStart w:id="44" w:name="X82f4f8021e8b62698989cfd1c22e22fbb29b9f3"/>
+    <w:p>
+      <w:pPr>
+        <w:pStyle w:val="Heading3"/>
+      </w:pPr>
       <w:r>
         <w:rPr>
           <w:rStyle w:val="VerbatimChar"/>
         </w:rPr>
-        <w:t xml:space="preserve">extract</w:t>
-      </w:r>
-      <w:r>
-        <w:t xml:space="preserve">, пишет</w:t>
-      </w:r>
-      <w:r>
-        <w:t xml:space="preserve"> </w:t>
-      </w:r>
-      <w:r>
-        <w:rPr>
-          <w:rStyle w:val="VerbatimChar"/>
-        </w:rPr>
-        <w:t xml:space="preserve">dates_haiku.csv</w:t>
-      </w:r>
-      <w:r>
-        <w:t xml:space="preserve">, а статьи с флагами вместе с текстом — в</w:t>
-      </w:r>
-      <w:r>
-        <w:t xml:space="preserve"> </w:t>
-      </w:r>
-      <w:r>
-        <w:rPr>
-          <w:rStyle w:val="VerbatimChar"/>
-        </w:rPr>
-        <w:t xml:space="preserve">dates_haiku_review.csv</w:t>
-      </w:r>
-      <w:r>
-        <w:t xml:space="preserve">. В конце печатает сводку: сколько статей, у скольких найдены даты, сколько каждого флага.</w:t>
-      </w:r>
-    </w:p>
-    <w:bookmarkEnd w:id="44"/>
-    <w:bookmarkEnd w:id="45"/>
-    <w:bookmarkStart w:id="46" w:name="X82f4f8021e8b62698989cfd1c22e22fbb29b9f3"/>
-    <w:p>
-      <w:pPr>
-        <w:pStyle w:val="Heading3"/>
-      </w:pPr>
-      <w:r>
-        <w:rPr>
-          <w:rStyle w:val="VerbatimChar"/>
-        </w:rPr>
         <w:t xml:space="preserve">code/segment.py</w:t>
       </w:r>
       <w:r>
@@ -3448,278 +3521,6 @@
       </w:r>
       <w:r>
         <w:t xml:space="preserve">— этапы 0–1, разбиение на статьи</w:t>
-      </w:r>
-    </w:p>
-    <w:p>
-      <w:pPr>
-        <w:pStyle w:val="Compact"/>
-        <w:numPr>
-          <w:ilvl w:val="0"/>
-          <w:numId w:val="1006"/>
-        </w:numPr>
-      </w:pPr>
-      <w:r>
-        <w:t xml:space="preserve">Вход:</w:t>
-      </w:r>
-      <w:r>
-        <w:t xml:space="preserve"> </w:t>
-      </w:r>
-      <w:r>
-        <w:rPr>
-          <w:b/>
-          <w:bCs/>
-        </w:rPr>
-        <w:t xml:space="preserve">data/necropol_t1.txt</w:t>
-      </w:r>
-    </w:p>
-    <w:p>
-      <w:pPr>
-        <w:pStyle w:val="Compact"/>
-        <w:numPr>
-          <w:ilvl w:val="0"/>
-          <w:numId w:val="1006"/>
-        </w:numPr>
-      </w:pPr>
-      <w:r>
-        <w:t xml:space="preserve">Выход:</w:t>
-      </w:r>
-      <w:r>
-        <w:t xml:space="preserve"> </w:t>
-      </w:r>
-      <w:r>
-        <w:rPr>
-          <w:b/>
-          <w:bCs/>
-        </w:rPr>
-        <w:t xml:space="preserve">output/entries.csv</w:t>
-      </w:r>
-      <w:r>
-        <w:t xml:space="preserve"> </w:t>
-      </w:r>
-      <w:r>
-        <w:t xml:space="preserve">(номер, фамилия, отсылка или нет, текст),</w:t>
-      </w:r>
-      <w:r>
-        <w:t xml:space="preserve"> </w:t>
-      </w:r>
-      <w:r>
-        <w:rPr>
-          <w:b/>
-          <w:bCs/>
-        </w:rPr>
-        <w:t xml:space="preserve">segment_report.txt</w:t>
-      </w:r>
-    </w:p>
-    <w:p>
-      <w:pPr>
-        <w:pStyle w:val="Compact"/>
-        <w:numPr>
-          <w:ilvl w:val="0"/>
-          <w:numId w:val="1007"/>
-        </w:numPr>
-      </w:pPr>
-      <w:r>
-        <w:rPr>
-          <w:b/>
-          <w:bCs/>
-        </w:rPr>
-        <w:t xml:space="preserve">Отрезает предисловие</w:t>
-      </w:r>
-      <w:r>
-        <w:t xml:space="preserve">: словарь начинается со статьи «Абаза, Аггей».</w:t>
-      </w:r>
-    </w:p>
-    <w:p>
-      <w:pPr>
-        <w:pStyle w:val="Compact"/>
-        <w:numPr>
-          <w:ilvl w:val="0"/>
-          <w:numId w:val="1007"/>
-        </w:numPr>
-      </w:pPr>
-      <w:r>
-        <w:rPr>
-          <w:b/>
-          <w:bCs/>
-        </w:rPr>
-        <w:t xml:space="preserve">Выбрасывает мусор</w:t>
-      </w:r>
-      <w:r>
-        <w:t xml:space="preserve"> </w:t>
-      </w:r>
-      <w:r>
-        <w:t xml:space="preserve">(функция</w:t>
-      </w:r>
-      <w:r>
-        <w:t xml:space="preserve"> </w:t>
-      </w:r>
-      <w:r>
-        <w:rPr>
-          <w:rStyle w:val="VerbatimChar"/>
-        </w:rPr>
-        <w:t xml:space="preserve">is_junk</w:t>
-      </w:r>
-      <w:r>
-        <w:t xml:space="preserve">): номера страниц, колонтитулы, «каша» вроде «[о иваиасисивнвин…». Выброшенное сохраняется в отчёт.</w:t>
-      </w:r>
-    </w:p>
-    <w:p>
-      <w:pPr>
-        <w:pStyle w:val="Compact"/>
-        <w:numPr>
-          <w:ilvl w:val="0"/>
-          <w:numId w:val="1007"/>
-        </w:numPr>
-      </w:pPr>
-      <w:r>
-        <w:rPr>
-          <w:b/>
-          <w:bCs/>
-        </w:rPr>
-        <w:t xml:space="preserve">Склеивает строки и переносы</w:t>
-      </w:r>
-      <w:r>
-        <w:t xml:space="preserve">: «Але- ксандро» → «Александро».</w:t>
-      </w:r>
-    </w:p>
-    <w:p>
-      <w:pPr>
-        <w:pStyle w:val="Compact"/>
-        <w:numPr>
-          <w:ilvl w:val="0"/>
-          <w:numId w:val="1007"/>
-        </w:numPr>
-      </w:pPr>
-      <w:r>
-        <w:rPr>
-          <w:b/>
-          <w:bCs/>
-        </w:rPr>
-        <w:t xml:space="preserve">Находит границы букв</w:t>
-      </w:r>
-      <w:r>
-        <w:t xml:space="preserve">: раздел «Б», «В», «Г» начинается там, где пять кандидатов подряд начинаются с новой буквы. Так одна случайная строка не переключит раздел.</w:t>
-      </w:r>
-    </w:p>
-    <w:p>
-      <w:pPr>
-        <w:pStyle w:val="Compact"/>
-        <w:numPr>
-          <w:ilvl w:val="0"/>
-          <w:numId w:val="1007"/>
-        </w:numPr>
-      </w:pPr>
-      <w:r>
-        <w:rPr>
-          <w:b/>
-          <w:bCs/>
-        </w:rPr>
-        <w:t xml:space="preserve">Собирает статьи</w:t>
-      </w:r>
-      <w:r>
-        <w:t xml:space="preserve">: абзац — новая статья, если начинается с «Фамилия,» на букву своего раздела. Иначе это продолжение после разрыва страницы или строка эпитафии («Прохожий, чтя се…»).</w:t>
-      </w:r>
-    </w:p>
-    <w:p>
-      <w:pPr>
-        <w:pStyle w:val="Compact"/>
-        <w:numPr>
-          <w:ilvl w:val="0"/>
-          <w:numId w:val="1007"/>
-        </w:numPr>
-      </w:pPr>
-      <w:r>
-        <w:rPr>
-          <w:b/>
-          <w:bCs/>
-        </w:rPr>
-        <w:t xml:space="preserve">Режет склейки</w:t>
-      </w:r>
-      <w:r>
-        <w:t xml:space="preserve"> </w:t>
-      </w:r>
-      <w:r>
-        <w:t xml:space="preserve">(функция</w:t>
-      </w:r>
-      <w:r>
-        <w:t xml:space="preserve"> </w:t>
-      </w:r>
-      <w:r>
-        <w:rPr>
-          <w:rStyle w:val="VerbatimChar"/>
-        </w:rPr>
-        <w:t xml:space="preserve">split_glued</w:t>
-      </w:r>
-      <w:r>
-        <w:t xml:space="preserve">): «…кладбище). | Бобровъ, Яковъ…» — так нашлось 1 363 слепленные статьи.</w:t>
-      </w:r>
-    </w:p>
-    <w:p>
-      <w:pPr>
-        <w:pStyle w:val="Compact"/>
-        <w:numPr>
-          <w:ilvl w:val="0"/>
-          <w:numId w:val="1007"/>
-        </w:numPr>
-      </w:pPr>
-      <w:r>
-        <w:rPr>
-          <w:b/>
-          <w:bCs/>
-        </w:rPr>
-        <w:t xml:space="preserve">Контроль</w:t>
-      </w:r>
-      <w:r>
-        <w:t xml:space="preserve">: число статей по буквам и нарушения алфавитного порядка в</w:t>
-      </w:r>
-      <w:r>
-        <w:t xml:space="preserve"> </w:t>
-      </w:r>
-      <w:r>
-        <w:rPr>
-          <w:rStyle w:val="VerbatimChar"/>
-        </w:rPr>
-        <w:t xml:space="preserve">segment_report.txt</w:t>
-      </w:r>
-      <w:r>
-        <w:t xml:space="preserve">.</w:t>
-      </w:r>
-    </w:p>
-    <w:bookmarkEnd w:id="46"/>
-    <w:bookmarkStart w:id="47" w:name="X20b939de4d31f5e6f78b2b6329b63e2d95bfeb7"/>
-    <w:p>
-      <w:pPr>
-        <w:pStyle w:val="Heading3"/>
-      </w:pPr>
-      <w:r>
-        <w:rPr>
-          <w:rStyle w:val="VerbatimChar"/>
-        </w:rPr>
-        <w:t xml:space="preserve">code/download.py</w:t>
-      </w:r>
-      <w:r>
-        <w:t xml:space="preserve">,</w:t>
-      </w:r>
-      <w:r>
-        <w:t xml:space="preserve"> </w:t>
-      </w:r>
-      <w:r>
-        <w:rPr>
-          <w:rStyle w:val="VerbatimChar"/>
-        </w:rPr>
-        <w:t xml:space="preserve">code/evaluate.py</w:t>
-      </w:r>
-      <w:r>
-        <w:t xml:space="preserve">,</w:t>
-      </w:r>
-      <w:r>
-        <w:t xml:space="preserve"> </w:t>
-      </w:r>
-      <w:r>
-        <w:rPr>
-          <w:rStyle w:val="VerbatimChar"/>
-        </w:rPr>
-        <w:t xml:space="preserve">necropol_dates.py</w:t>
       </w:r>
     </w:p>
     <w:p>
@@ -3731,16 +3532,17 @@
         </w:numPr>
       </w:pPr>
       <w:r>
-        <w:rPr>
-          <w:rStyle w:val="VerbatimChar"/>
-        </w:rPr>
-        <w:t xml:space="preserve">download.py</w:t>
-      </w:r>
-      <w:r>
-        <w:t xml:space="preserve"> </w:t>
-      </w:r>
-      <w:r>
-        <w:t xml:space="preserve">скачивает источник с archive.org и проверяет, что внутри словарь (есть «Абаза, Аггей»). При сбое сервера повторяет попытку, при неудаче объясняет, как скачать вручную.</w:t>
+        <w:t xml:space="preserve">Вход:</w:t>
+      </w:r>
+      <w:r>
+        <w:t xml:space="preserve"> </w:t>
+      </w:r>
+      <w:r>
+        <w:rPr>
+          <w:b/>
+          <w:bCs/>
+        </w:rPr>
+        <w:t xml:space="preserve">data/necropol_t1.txt</w:t>
       </w:r>
     </w:p>
     <w:p>
@@ -3752,16 +3554,33 @@
         </w:numPr>
       </w:pPr>
       <w:r>
-        <w:rPr>
-          <w:rStyle w:val="VerbatimChar"/>
-        </w:rPr>
-        <w:t xml:space="preserve">evaluate.py</w:t>
-      </w:r>
-      <w:r>
-        <w:t xml:space="preserve"> </w:t>
-      </w:r>
-      <w:r>
-        <w:t xml:space="preserve">сравнивает ответы программы с ручной разметкой и считает точность и полноту отдельно для рождения и смерти, печатает каждое расхождение. Статьи ищутся по началу текста, а не по номеру: номера меняются при исправлении разбиения.</w:t>
+        <w:t xml:space="preserve">Выход:</w:t>
+      </w:r>
+      <w:r>
+        <w:t xml:space="preserve"> </w:t>
+      </w:r>
+      <w:r>
+        <w:rPr>
+          <w:b/>
+          <w:bCs/>
+        </w:rPr>
+        <w:t xml:space="preserve">output/entries.csv</w:t>
+      </w:r>
+      <w:r>
+        <w:t xml:space="preserve"> </w:t>
+      </w:r>
+      <w:r>
+        <w:t xml:space="preserve">(номер, фамилия, отсылка или нет, текст),</w:t>
+      </w:r>
+      <w:r>
+        <w:t xml:space="preserve"> </w:t>
+      </w:r>
+      <w:r>
+        <w:rPr>
+          <w:b/>
+          <w:bCs/>
+        </w:rPr>
+        <w:t xml:space="preserve">segment_report.txt</w:t>
       </w:r>
     </w:p>
     <w:p>
@@ -3769,27 +3588,293 @@
         <w:pStyle w:val="Compact"/>
         <w:numPr>
           <w:ilvl w:val="0"/>
-          <w:numId w:val="1008"/>
+          <w:numId w:val="1009"/>
         </w:numPr>
       </w:pPr>
       <w:r>
         <w:rPr>
+          <w:b/>
+          <w:bCs/>
+        </w:rPr>
+        <w:t xml:space="preserve">Отрезает предисловие</w:t>
+      </w:r>
+      <w:r>
+        <w:t xml:space="preserve">: словарь начинается со статьи «Абаза, Аггей».</w:t>
+      </w:r>
+    </w:p>
+    <w:p>
+      <w:pPr>
+        <w:pStyle w:val="Compact"/>
+        <w:numPr>
+          <w:ilvl w:val="0"/>
+          <w:numId w:val="1009"/>
+        </w:numPr>
+      </w:pPr>
+      <w:r>
+        <w:rPr>
+          <w:b/>
+          <w:bCs/>
+        </w:rPr>
+        <w:t xml:space="preserve">Выбрасывает мусор</w:t>
+      </w:r>
+      <w:r>
+        <w:t xml:space="preserve"> </w:t>
+      </w:r>
+      <w:r>
+        <w:t xml:space="preserve">(функция</w:t>
+      </w:r>
+      <w:r>
+        <w:t xml:space="preserve"> </w:t>
+      </w:r>
+      <w:r>
+        <w:rPr>
           <w:rStyle w:val="VerbatimChar"/>
         </w:rPr>
+        <w:t xml:space="preserve">is_junk</w:t>
+      </w:r>
+      <w:r>
+        <w:t xml:space="preserve">): номера страниц, колонтитулы, «каша» вроде «[о иваиасисивнвин…». Выброшенное сохраняется в отчёт.</w:t>
+      </w:r>
+    </w:p>
+    <w:p>
+      <w:pPr>
+        <w:pStyle w:val="Compact"/>
+        <w:numPr>
+          <w:ilvl w:val="0"/>
+          <w:numId w:val="1009"/>
+        </w:numPr>
+      </w:pPr>
+      <w:r>
+        <w:rPr>
+          <w:b/>
+          <w:bCs/>
+        </w:rPr>
+        <w:t xml:space="preserve">Склеивает строки и переносы</w:t>
+      </w:r>
+      <w:r>
+        <w:t xml:space="preserve">: «Але- ксандро» → «Александро».</w:t>
+      </w:r>
+    </w:p>
+    <w:p>
+      <w:pPr>
+        <w:pStyle w:val="Compact"/>
+        <w:numPr>
+          <w:ilvl w:val="0"/>
+          <w:numId w:val="1009"/>
+        </w:numPr>
+      </w:pPr>
+      <w:r>
+        <w:rPr>
+          <w:b/>
+          <w:bCs/>
+        </w:rPr>
+        <w:t xml:space="preserve">Находит границы букв</w:t>
+      </w:r>
+      <w:r>
+        <w:t xml:space="preserve">: раздел «Б», «В», «Г» начинается там, где пять кандидатов подряд начинаются с новой буквы. Так одна случайная строка не переключит раздел.</w:t>
+      </w:r>
+    </w:p>
+    <w:p>
+      <w:pPr>
+        <w:pStyle w:val="Compact"/>
+        <w:numPr>
+          <w:ilvl w:val="0"/>
+          <w:numId w:val="1009"/>
+        </w:numPr>
+      </w:pPr>
+      <w:r>
+        <w:rPr>
+          <w:b/>
+          <w:bCs/>
+        </w:rPr>
+        <w:t xml:space="preserve">Собирает статьи</w:t>
+      </w:r>
+      <w:r>
+        <w:t xml:space="preserve">: абзац — новая статья, если начинается с «Фамилия,» на букву своего раздела. Иначе это продолжение после разрыва страницы или строка эпитафии («Прохожий, чтя се…»).</w:t>
+      </w:r>
+    </w:p>
+    <w:p>
+      <w:pPr>
+        <w:pStyle w:val="Compact"/>
+        <w:numPr>
+          <w:ilvl w:val="0"/>
+          <w:numId w:val="1009"/>
+        </w:numPr>
+      </w:pPr>
+      <w:r>
+        <w:rPr>
+          <w:b/>
+          <w:bCs/>
+        </w:rPr>
+        <w:t xml:space="preserve">Режет склейки</w:t>
+      </w:r>
+      <w:r>
+        <w:t xml:space="preserve"> </w:t>
+      </w:r>
+      <w:r>
+        <w:t xml:space="preserve">(функция</w:t>
+      </w:r>
+      <w:r>
+        <w:t xml:space="preserve"> </w:t>
+      </w:r>
+      <w:r>
+        <w:rPr>
+          <w:rStyle w:val="VerbatimChar"/>
+        </w:rPr>
+        <w:t xml:space="preserve">split_glued</w:t>
+      </w:r>
+      <w:r>
+        <w:t xml:space="preserve">): «…кладбище). | Бобровъ, Яковъ…» — так нашлось 1 363 слепленные статьи.</w:t>
+      </w:r>
+    </w:p>
+    <w:p>
+      <w:pPr>
+        <w:pStyle w:val="Compact"/>
+        <w:numPr>
+          <w:ilvl w:val="0"/>
+          <w:numId w:val="1009"/>
+        </w:numPr>
+      </w:pPr>
+      <w:r>
+        <w:rPr>
+          <w:b/>
+          <w:bCs/>
+        </w:rPr>
+        <w:t xml:space="preserve">Контроль</w:t>
+      </w:r>
+      <w:r>
+        <w:t xml:space="preserve">: число статей по буквам и нарушения алфавитного порядка в</w:t>
+      </w:r>
+      <w:r>
+        <w:t xml:space="preserve"> </w:t>
+      </w:r>
+      <w:r>
+        <w:rPr>
+          <w:rStyle w:val="VerbatimChar"/>
+        </w:rPr>
+        <w:t xml:space="preserve">segment_report.txt</w:t>
+      </w:r>
+      <w:r>
+        <w:t xml:space="preserve">.</w:t>
+      </w:r>
+    </w:p>
+    <w:bookmarkEnd w:id="44"/>
+    <w:bookmarkStart w:id="45" w:name="X20b939de4d31f5e6f78b2b6329b63e2d95bfeb7"/>
+    <w:p>
+      <w:pPr>
+        <w:pStyle w:val="Heading3"/>
+      </w:pPr>
+      <w:r>
+        <w:rPr>
+          <w:rStyle w:val="VerbatimChar"/>
+        </w:rPr>
+        <w:t xml:space="preserve">code/download.py</w:t>
+      </w:r>
+      <w:r>
+        <w:t xml:space="preserve">,</w:t>
+      </w:r>
+      <w:r>
+        <w:t xml:space="preserve"> </w:t>
+      </w:r>
+      <w:r>
+        <w:rPr>
+          <w:rStyle w:val="VerbatimChar"/>
+        </w:rPr>
+        <w:t xml:space="preserve">code/evaluate.py</w:t>
+      </w:r>
+      <w:r>
+        <w:t xml:space="preserve">,</w:t>
+      </w:r>
+      <w:r>
+        <w:t xml:space="preserve"> </w:t>
+      </w:r>
+      <w:r>
+        <w:rPr>
+          <w:rStyle w:val="VerbatimChar"/>
+        </w:rPr>
         <w:t xml:space="preserve">necropol_dates.py</w:t>
       </w:r>
-      <w:r>
-        <w:t xml:space="preserve"> </w:t>
-      </w:r>
-      <w:r>
-        <w:t xml:space="preserve">— те же файлы, собранные в один; ручная разметка встроена в конец. Удобно переслать: работает в любой пустой папке. Код Haiku перенесён в него без изменений, результаты совпадают до байта.</w:t>
-      </w:r>
-    </w:p>
+    </w:p>
+    <w:p>
+      <w:pPr>
+        <w:pStyle w:val="Compact"/>
+        <w:numPr>
+          <w:ilvl w:val="0"/>
+          <w:numId w:val="1010"/>
+        </w:numPr>
+      </w:pPr>
+      <w:r>
+        <w:rPr>
+          <w:rStyle w:val="VerbatimChar"/>
+        </w:rPr>
+        <w:t xml:space="preserve">download.py</w:t>
+      </w:r>
+      <w:r>
+        <w:t xml:space="preserve"> </w:t>
+      </w:r>
+      <w:r>
+        <w:t xml:space="preserve">скачивает источник с archive.org и проверяет, что внутри словарь (есть «Абаза, Аггей»). При сбое сервера повторяет попытку, при неудаче объясняет, как скачать вручную.</w:t>
+      </w:r>
+    </w:p>
+    <w:p>
+      <w:pPr>
+        <w:pStyle w:val="Compact"/>
+        <w:numPr>
+          <w:ilvl w:val="0"/>
+          <w:numId w:val="1010"/>
+        </w:numPr>
+      </w:pPr>
+      <w:r>
+        <w:rPr>
+          <w:rStyle w:val="VerbatimChar"/>
+        </w:rPr>
+        <w:t xml:space="preserve">evaluate.py</w:t>
+      </w:r>
+      <w:r>
+        <w:t xml:space="preserve"> </w:t>
+      </w:r>
+      <w:r>
+        <w:t xml:space="preserve">сравнивает ответы программы с ручной разметкой и считает точность и полноту отдельно для рождения и смерти, печатает каждое расхождение. Статьи ищутся по началу текста, а не по номеру: номера меняются при исправлении разбиения.</w:t>
+      </w:r>
+    </w:p>
+    <w:p>
+      <w:pPr>
+        <w:pStyle w:val="Compact"/>
+        <w:numPr>
+          <w:ilvl w:val="0"/>
+          <w:numId w:val="1010"/>
+        </w:numPr>
+      </w:pPr>
+      <w:r>
+        <w:rPr>
+          <w:rStyle w:val="VerbatimChar"/>
+        </w:rPr>
+        <w:t xml:space="preserve">necropol_dates.py</w:t>
+      </w:r>
+      <w:r>
+        <w:t xml:space="preserve"> </w:t>
+      </w:r>
+      <w:r>
+        <w:t xml:space="preserve">— те же файлы, собранные в один; ручная разметка встроена в конец. Удобно переслать: работает в любой пустой папке. Код Sonnet перенесён в него без изменений (только пути к файлам указаны через папку</w:t>
+      </w:r>
+      <w:r>
+        <w:t xml:space="preserve"> </w:t>
+      </w:r>
+      <w:r>
+        <w:rPr>
+          <w:rStyle w:val="VerbatimChar"/>
+        </w:rPr>
+        <w:t xml:space="preserve">output</w:t>
+      </w:r>
+      <w:r>
+        <w:t xml:space="preserve">), результаты совпадают до байта.</w:t>
+      </w:r>
+    </w:p>
+    <w:bookmarkEnd w:id="45"/>
+    <w:bookmarkEnd w:id="46"/>
     <w:bookmarkEnd w:id="47"/>
-    <w:bookmarkEnd w:id="48"/>
-    <w:bookmarkEnd w:id="49"/>
-    <w:bookmarkStart w:id="61" w:name="run"/>
-    <w:bookmarkStart w:id="60" w:name="как-скачать-данные-и-запустить"/>
+    <w:bookmarkStart w:id="59" w:name="run"/>
+    <w:bookmarkStart w:id="58" w:name="как-скачать-данные-и-запустить"/>
     <w:p>
       <w:pPr>
         <w:pStyle w:val="Heading2"/>
@@ -3806,7 +3891,7 @@
         <w:t xml:space="preserve">При первом запуске это займёт 10–15 минут, потом — секунды. Интернет нужен только для скачивания источника.</w:t>
       </w:r>
     </w:p>
-    <w:bookmarkStart w:id="53" w:name="шаг-1.-установить-python"/>
+    <w:bookmarkStart w:id="51" w:name="шаг-1.-установить-python"/>
     <w:p>
       <w:pPr>
         <w:pStyle w:val="Heading3"/>
@@ -3815,7 +3900,7 @@
         <w:t xml:space="preserve">Шаг 1. Установить Python</w:t>
       </w:r>
     </w:p>
-    <w:bookmarkStart w:id="51" w:name="macos"/>
+    <w:bookmarkStart w:id="49" w:name="macos"/>
     <w:p>
       <w:pPr>
         <w:pStyle w:val="Heading4"/>
@@ -3853,7 +3938,7 @@
       <w:r>
         <w:t xml:space="preserve"> </w:t>
       </w:r>
-      <w:hyperlink r:id="rId50">
+      <w:hyperlink r:id="rId48">
         <w:r>
           <w:rPr>
             <w:rStyle w:val="Hyperlink"/>
@@ -3865,8 +3950,8 @@
         <w:t xml:space="preserve">.</w:t>
       </w:r>
     </w:p>
-    <w:bookmarkEnd w:id="51"/>
-    <w:bookmarkStart w:id="52" w:name="windows"/>
+    <w:bookmarkEnd w:id="49"/>
+    <w:bookmarkStart w:id="50" w:name="windows"/>
     <w:p>
       <w:pPr>
         <w:pStyle w:val="Heading4"/>
@@ -3885,7 +3970,7 @@
       <w:r>
         <w:t xml:space="preserve"> </w:t>
       </w:r>
-      <w:hyperlink r:id="rId50">
+      <w:hyperlink r:id="rId48">
         <w:r>
           <w:rPr>
             <w:rStyle w:val="Hyperlink"/>
@@ -3956,9 +4041,9 @@
         <w:t xml:space="preserve">.</w:t>
       </w:r>
     </w:p>
-    <w:bookmarkEnd w:id="52"/>
-    <w:bookmarkEnd w:id="53"/>
-    <w:bookmarkStart w:id="56" w:name="Xd6160f846514e6b9315801a1f2bb0d0a57b9e65"/>
+    <w:bookmarkEnd w:id="50"/>
+    <w:bookmarkEnd w:id="51"/>
+    <w:bookmarkStart w:id="54" w:name="Xd6160f846514e6b9315801a1f2bb0d0a57b9e65"/>
     <w:p>
       <w:pPr>
         <w:pStyle w:val="Heading3"/>
@@ -4015,7 +4100,7 @@
         <w:t xml:space="preserve">.</w:t>
       </w:r>
     </w:p>
-    <w:bookmarkStart w:id="54" w:name="macos-1"/>
+    <w:bookmarkStart w:id="52" w:name="macos-1"/>
     <w:p>
       <w:pPr>
         <w:pStyle w:val="Heading4"/>
@@ -4062,54 +4147,54 @@
         <w:t xml:space="preserve">(с пробелом), перетащите папку в окно, нажмите Enter.</w:t>
       </w:r>
     </w:p>
+    <w:bookmarkEnd w:id="52"/>
+    <w:bookmarkStart w:id="53" w:name="windows-1"/>
+    <w:p>
+      <w:pPr>
+        <w:pStyle w:val="Heading4"/>
+      </w:pPr>
+      <w:r>
+        <w:t xml:space="preserve">Windows</w:t>
+      </w:r>
+    </w:p>
+    <w:p>
+      <w:pPr>
+        <w:pStyle w:val="FirstParagraph"/>
+      </w:pPr>
+      <w:r>
+        <w:t xml:space="preserve">Откройте папку</w:t>
+      </w:r>
+      <w:r>
+        <w:t xml:space="preserve"> </w:t>
+      </w:r>
+      <w:r>
+        <w:rPr>
+          <w:rStyle w:val="VerbatimChar"/>
+        </w:rPr>
+        <w:t xml:space="preserve">practice</w:t>
+      </w:r>
+      <w:r>
+        <w:t xml:space="preserve">, щёлкните по адресной строке, наберите</w:t>
+      </w:r>
+      <w:r>
+        <w:t xml:space="preserve"> </w:t>
+      </w:r>
+      <w:r>
+        <w:rPr>
+          <w:rStyle w:val="VerbatimChar"/>
+        </w:rPr>
+        <w:t xml:space="preserve">cmd</w:t>
+      </w:r>
+      <w:r>
+        <w:t xml:space="preserve"> </w:t>
+      </w:r>
+      <w:r>
+        <w:t xml:space="preserve">и нажмите Enter.</w:t>
+      </w:r>
+    </w:p>
+    <w:bookmarkEnd w:id="53"/>
     <w:bookmarkEnd w:id="54"/>
-    <w:bookmarkStart w:id="55" w:name="windows-1"/>
-    <w:p>
-      <w:pPr>
-        <w:pStyle w:val="Heading4"/>
-      </w:pPr>
-      <w:r>
-        <w:t xml:space="preserve">Windows</w:t>
-      </w:r>
-    </w:p>
-    <w:p>
-      <w:pPr>
-        <w:pStyle w:val="FirstParagraph"/>
-      </w:pPr>
-      <w:r>
-        <w:t xml:space="preserve">Откройте папку</w:t>
-      </w:r>
-      <w:r>
-        <w:t xml:space="preserve"> </w:t>
-      </w:r>
-      <w:r>
-        <w:rPr>
-          <w:rStyle w:val="VerbatimChar"/>
-        </w:rPr>
-        <w:t xml:space="preserve">practice</w:t>
-      </w:r>
-      <w:r>
-        <w:t xml:space="preserve">, щёлкните по адресной строке, наберите</w:t>
-      </w:r>
-      <w:r>
-        <w:t xml:space="preserve"> </w:t>
-      </w:r>
-      <w:r>
-        <w:rPr>
-          <w:rStyle w:val="VerbatimChar"/>
-        </w:rPr>
-        <w:t xml:space="preserve">cmd</w:t>
-      </w:r>
-      <w:r>
-        <w:t xml:space="preserve"> </w:t>
-      </w:r>
-      <w:r>
-        <w:t xml:space="preserve">и нажмите Enter.</w:t>
-      </w:r>
-    </w:p>
-    <w:bookmarkEnd w:id="55"/>
-    <w:bookmarkEnd w:id="56"/>
-    <w:bookmarkStart w:id="58" w:name="шаг-3.-запустить"/>
+    <w:bookmarkStart w:id="56" w:name="шаг-3.-запустить"/>
     <w:p>
       <w:pPr>
         <w:pStyle w:val="Heading3"/>
@@ -4135,7 +4220,7 @@
         <w:pStyle w:val="BlockText"/>
       </w:pPr>
       <w:r>
-        <w:t xml:space="preserve">Одна команда делает всё: скачивает источник (если его нет), разбивает на статьи, запускает тесты и код Haiku, печатает цифры проверки.</w:t>
+        <w:t xml:space="preserve">Одна команда делает всё: скачивает источник (если его нет), разбивает на статьи, запускает код Sonnet с самопроверкой, печатает цифры проверки.</w:t>
       </w:r>
     </w:p>
     <w:p>
@@ -4183,7 +4268,7 @@
         <w:rPr>
           <w:rStyle w:val="VerbatimChar"/>
         </w:rPr>
-        <w:t xml:space="preserve">python3 code/dates_haiku.py</w:t>
+        <w:t xml:space="preserve">python3 code/dates_sonnet.py</w:t>
       </w:r>
       <w:r>
         <w:br/>
@@ -4201,7 +4286,7 @@
         <w:rPr>
           <w:rStyle w:val="VerbatimChar"/>
         </w:rPr>
-        <w:t xml:space="preserve">python3 code/evaluate.py output/dates_haiku.csv data/holdout_dates.csv</w:t>
+        <w:t xml:space="preserve">python3 code/evaluate.py output/dates_sonnet.csv data/holdout_dates.csv</w:t>
       </w:r>
     </w:p>
     <w:tbl>
@@ -4297,30 +4382,18 @@
               <w:pStyle w:val="Compact"/>
             </w:pPr>
             <w:r>
-              <w:t xml:space="preserve">dates_haiku.py</w:t>
-            </w:r>
-          </w:p>
-        </w:tc>
-        <w:tc>
-          <w:tcPr/>
-          <w:p>
-            <w:pPr>
-              <w:pStyle w:val="Compact"/>
-            </w:pPr>
-            <w:r>
-              <w:t xml:space="preserve">«с датой смерти: 11076 (89.8%)», «с датой рождения: 6018 (48.8%)», число флагов. Тесты проходят молча: если бы хоть один упал, была бы ошибка</w:t>
-            </w:r>
-            <w:r>
-              <w:t xml:space="preserve"> </w:t>
-            </w:r>
-            <w:r>
-              <w:rPr>
-                <w:rStyle w:val="VerbatimChar"/>
-              </w:rPr>
-              <w:t xml:space="preserve">AssertionError</w:t>
-            </w:r>
-            <w:r>
-              <w:t xml:space="preserve">.</w:t>
+              <w:t xml:space="preserve">dates_sonnet.py</w:t>
+            </w:r>
+          </w:p>
+        </w:tc>
+        <w:tc>
+          <w:tcPr/>
+          <w:p>
+            <w:pPr>
+              <w:pStyle w:val="Compact"/>
+            </w:pPr>
+            <w:r>
+              <w:t xml:space="preserve">«Самопроверка пройдена (18 примеров).», затем сводка: «Дата смерти найдена: 11694 (85.9%)» — процент здесь от всех 13 620 статей вместе с отсылками; без отсылок это 94,8 %. «Помечено для проверки: 516» и число каждой пометки.</w:t>
             </w:r>
           </w:p>
         </w:tc>
@@ -4368,7 +4441,7 @@
               <w:pStyle w:val="Compact"/>
             </w:pPr>
             <w:r>
-              <w:t xml:space="preserve">Отложенная выборка: рождение 94 % / 100 %, смерть 95 % / 97 %, три расхождения с пояснениями</w:t>
+              <w:t xml:space="preserve">Отложенная выборка: рождение 94 % / 100 %, смерть 97 % / 100 %, два расхождения по одной склеенной статье</w:t>
             </w:r>
           </w:p>
         </w:tc>
@@ -4391,7 +4464,7 @@
       <w:r>
         <w:t xml:space="preserve"> </w:t>
       </w:r>
-      <w:hyperlink r:id="rId57">
+      <w:hyperlink r:id="rId55">
         <w:r>
           <w:rPr>
             <w:rStyle w:val="Hyperlink"/>
@@ -4454,7 +4527,7 @@
         <w:rPr>
           <w:rStyle w:val="VerbatimChar"/>
         </w:rPr>
-        <w:t xml:space="preserve">output/dates_haiku.csv</w:t>
+        <w:t xml:space="preserve">output/dates_sonnet.csv</w:t>
       </w:r>
       <w:r>
         <w:t xml:space="preserve"> </w:t>
@@ -4469,17 +4542,14 @@
         <w:rPr>
           <w:rStyle w:val="VerbatimChar"/>
         </w:rPr>
-        <w:t xml:space="preserve">output/dates_haiku_review.csv</w:t>
-      </w:r>
-      <w:r>
-        <w:t xml:space="preserve"> </w:t>
-      </w:r>
-      <w:r>
-        <w:t xml:space="preserve">открываются в Excel двойным щелчком. Если в русском Excel всё оказалось в одном столбце: Данные → «Из текста/CSV», UTF-8, разделитель «запятая». В Google Таблицах: Файл → Импорт.</w:t>
-      </w:r>
-    </w:p>
-    <w:bookmarkEnd w:id="58"/>
-    <w:bookmarkStart w:id="59" w:name="если-что-то-пошло-не-так"/>
+        <w:t xml:space="preserve">output/dates_sonnet_review.csv</w:t>
+      </w:r>
+      <w:r>
+        <w:t xml:space="preserve">. Код Sonnet сохраняет их в обычной кодировке UTF-8, поэтому в Excel открывайте через Данные → «Из текста/CSV» → кодировка UTF-8, разделитель «запятая» (двойной щелчок покажет «кракозябры»). В Google Таблицах: Файл → Импорт — работает сразу.</w:t>
+      </w:r>
+    </w:p>
+    <w:bookmarkEnd w:id="56"/>
+    <w:bookmarkStart w:id="57" w:name="если-что-то-пошло-не-так"/>
     <w:p>
       <w:pPr>
         <w:pStyle w:val="Heading3"/>
@@ -4595,7 +4665,34 @@
               <w:t xml:space="preserve"> </w:t>
             </w:r>
             <w:r>
-              <w:t xml:space="preserve">(шаг 2) или источник не скачан.</w:t>
+              <w:t xml:space="preserve">(шаг 2) или источник не скачан. Код Sonnet ищет</w:t>
+            </w:r>
+            <w:r>
+              <w:t xml:space="preserve"> </w:t>
+            </w:r>
+            <w:r>
+              <w:rPr>
+                <w:rStyle w:val="VerbatimChar"/>
+              </w:rPr>
+              <w:t xml:space="preserve">output/entries.csv</w:t>
+            </w:r>
+            <w:r>
+              <w:t xml:space="preserve"> </w:t>
+            </w:r>
+            <w:r>
+              <w:t xml:space="preserve">относительно текущей папки, поэтому запускать его нужно именно из</w:t>
+            </w:r>
+            <w:r>
+              <w:t xml:space="preserve"> </w:t>
+            </w:r>
+            <w:r>
+              <w:rPr>
+                <w:rStyle w:val="VerbatimChar"/>
+              </w:rPr>
+              <w:t xml:space="preserve">practice</w:t>
+            </w:r>
+            <w:r>
+              <w:t xml:space="preserve">.</w:t>
             </w:r>
           </w:p>
         </w:tc>
@@ -4608,18 +4705,33 @@
               <w:pStyle w:val="Compact"/>
             </w:pPr>
             <w:r>
-              <w:t xml:space="preserve">попытка 1/4 не удалась: HTTP Error 500</w:t>
-            </w:r>
-          </w:p>
-        </w:tc>
-        <w:tc>
-          <w:tcPr/>
-          <w:p>
-            <w:pPr>
-              <w:pStyle w:val="Compact"/>
-            </w:pPr>
-            <w:r>
-              <w:t xml:space="preserve">Временный сбой archive.org. Скрипт повторит сам; если не помогло — подождите или скачайте вручную.</w:t>
+              <w:t xml:space="preserve">САМОПРОВЕРКА НЕ ПРОЙДЕНА</w:t>
+            </w:r>
+          </w:p>
+        </w:tc>
+        <w:tc>
+          <w:tcPr/>
+          <w:p>
+            <w:pPr>
+              <w:pStyle w:val="Compact"/>
+            </w:pPr>
+            <w:r>
+              <w:t xml:space="preserve">Кто-то изменил код, и пример из промтов перестал проходить. Верните исходный</w:t>
+            </w:r>
+            <w:r>
+              <w:t xml:space="preserve"> </w:t>
+            </w:r>
+            <w:r>
+              <w:rPr>
+                <w:rStyle w:val="VerbatimChar"/>
+              </w:rPr>
+              <w:t xml:space="preserve">code/dates_sonnet.py</w:t>
+            </w:r>
+            <w:r>
+              <w:t xml:space="preserve"> </w:t>
+            </w:r>
+            <w:r>
+              <w:t xml:space="preserve">из архива.</w:t>
             </w:r>
           </w:p>
         </w:tc>
@@ -4632,18 +4744,18 @@
               <w:pStyle w:val="Compact"/>
             </w:pPr>
             <w:r>
-              <w:t xml:space="preserve">CERTIFICATE_VERIFY_FAILED</w:t>
-            </w:r>
-          </w:p>
-        </w:tc>
-        <w:tc>
-          <w:tcPr/>
-          <w:p>
-            <w:pPr>
-              <w:pStyle w:val="Compact"/>
-            </w:pPr>
-            <w:r>
-              <w:t xml:space="preserve">macOS: Программы → Python 3.x → «Install Certificates.command», или скачайте вручную.</w:t>
+              <w:t xml:space="preserve">попытка 1/4 не удалась: HTTP Error 500</w:t>
+            </w:r>
+          </w:p>
+        </w:tc>
+        <w:tc>
+          <w:tcPr/>
+          <w:p>
+            <w:pPr>
+              <w:pStyle w:val="Compact"/>
+            </w:pPr>
+            <w:r>
+              <w:t xml:space="preserve">Временный сбой archive.org. Скрипт повторит сам; если не помогло — подождите или скачайте вручную.</w:t>
             </w:r>
           </w:p>
         </w:tc>
@@ -4656,43 +4768,196 @@
               <w:pStyle w:val="Compact"/>
             </w:pPr>
             <w:r>
-              <w:t xml:space="preserve">SyntaxError</w:t>
-            </w:r>
-          </w:p>
-        </w:tc>
-        <w:tc>
-          <w:tcPr/>
-          <w:p>
-            <w:pPr>
-              <w:pStyle w:val="Compact"/>
-            </w:pPr>
-            <w:r>
-              <w:t xml:space="preserve">Слишком старый Python, нужен 3.10+.</w:t>
+              <w:t xml:space="preserve">CERTIFICATE_VERIFY_FAILED</w:t>
+            </w:r>
+          </w:p>
+        </w:tc>
+        <w:tc>
+          <w:tcPr/>
+          <w:p>
+            <w:pPr>
+              <w:pStyle w:val="Compact"/>
+            </w:pPr>
+            <w:r>
+              <w:t xml:space="preserve">macOS: Программы → Python 3.x → «Install Certificates.command», или скачайте вручную.</w:t>
             </w:r>
           </w:p>
         </w:tc>
       </w:tr>
     </w:tbl>
+    <w:bookmarkEnd w:id="57"/>
+    <w:bookmarkEnd w:id="58"/>
     <w:bookmarkEnd w:id="59"/>
+    <w:bookmarkStart w:id="69" w:name="decisions"/>
+    <w:bookmarkStart w:id="68" w:name="почему-решение-устроено-так"/>
+    <w:p>
+      <w:pPr>
+        <w:pStyle w:val="Heading2"/>
+      </w:pPr>
+      <w:r>
+        <w:t xml:space="preserve">Почему решение устроено так</w:t>
+      </w:r>
+    </w:p>
+    <w:bookmarkStart w:id="60" w:name="X38f05f4b350a66cc12dfb4ea84cb38fd60038c5"/>
+    <w:p>
+      <w:pPr>
+        <w:pStyle w:val="Heading4"/>
+      </w:pPr>
+      <w:r>
+        <w:t xml:space="preserve">Почему регулярные выражения в коде, а не «пусть нейросеть прочитает каждую статью»?</w:t>
+      </w:r>
+    </w:p>
+    <w:p>
+      <w:pPr>
+        <w:pStyle w:val="FirstParagraph"/>
+      </w:pPr>
+      <w:r>
+        <w:t xml:space="preserve">Правила видны и проверяемы, результат воспроизводим: тот же текст всегда даёт тот же ответ. 13 600 статей обрабатываются за секунды и бесплатно. ИИ использован там, где он силён: написать такую программу по описанию.</w:t>
+      </w:r>
+      <w:r>
+        <w:t xml:space="preserve"> </w:t>
+      </w:r>
+      <w:r>
+        <w:t xml:space="preserve">Альтернатива — отправлять каждую статью в модель. Это дороже, медленнее, и ответы могут меняться от запуска к запуску.</w:t>
+      </w:r>
+    </w:p>
     <w:bookmarkEnd w:id="60"/>
+    <w:bookmarkStart w:id="61" w:name="почему-промты-без-технических-инструкций"/>
+    <w:p>
+      <w:pPr>
+        <w:pStyle w:val="Heading4"/>
+      </w:pPr>
+      <w:r>
+        <w:t xml:space="preserve">Почему промты без технических инструкций?</w:t>
+      </w:r>
+    </w:p>
+    <w:p>
+      <w:pPr>
+        <w:pStyle w:val="FirstParagraph"/>
+      </w:pPr>
+      <w:r>
+        <w:t xml:space="preserve">Так их может написать и проверить историк, а не программист. Модель достаточно сильная, чтобы понять задачу по описанию и примерам. Качество подтверждено независимой проверкой, а не «на глаз».</w:t>
+      </w:r>
+    </w:p>
     <w:bookmarkEnd w:id="61"/>
-    <w:bookmarkStart w:id="71" w:name="decisions"/>
-    <w:bookmarkStart w:id="70" w:name="почему-решение-устроено-так"/>
+    <w:bookmarkStart w:id="62" w:name="почему-примеры-в-каждом-промте"/>
+    <w:p>
+      <w:pPr>
+        <w:pStyle w:val="Heading4"/>
+      </w:pPr>
+      <w:r>
+        <w:t xml:space="preserve">Почему примеры в каждом промте?</w:t>
+      </w:r>
+    </w:p>
+    <w:p>
+      <w:pPr>
+        <w:pStyle w:val="FirstParagraph"/>
+      </w:pPr>
+      <w:r>
+        <w:t xml:space="preserve">Пример «текст → ответ» понятнее любого правила и сразу превращается в самопроверку. Задание требует «механизм контроля выполнения»: программа, которая не запускается при сломанном примере, — самый строгий контроль.</w:t>
+      </w:r>
+    </w:p>
+    <w:bookmarkEnd w:id="62"/>
+    <w:bookmarkStart w:id="63" w:name="X61f8b5b7e196e82958a6e956503bb3f54d3cd64"/>
+    <w:p>
+      <w:pPr>
+        <w:pStyle w:val="Heading4"/>
+      </w:pPr>
+      <w:r>
+        <w:t xml:space="preserve">Почему программа помечает подозрительное, а не исправляет?</w:t>
+      </w:r>
+    </w:p>
+    <w:p>
+      <w:pPr>
+        <w:pStyle w:val="FirstParagraph"/>
+      </w:pPr>
+      <w:r>
+        <w:t xml:space="preserve">«1992» могло быть и 1892, и 1882. Если исправлять наугад, ошибка спрячется в данных. Пометка оставляет решение историку. Исправляются только однозначные случаи: «т852» → 1852, год 13xx → 18xx.</w:t>
+      </w:r>
+    </w:p>
+    <w:bookmarkEnd w:id="63"/>
+    <w:bookmarkStart w:id="64" w:name="почему-два-эталона-60-и-40-статей"/>
+    <w:p>
+      <w:pPr>
+        <w:pStyle w:val="Heading4"/>
+      </w:pPr>
+      <w:r>
+        <w:t xml:space="preserve">Почему два эталона (60 и 40 статей)?</w:t>
+      </w:r>
+    </w:p>
+    <w:p>
+      <w:pPr>
+        <w:pStyle w:val="FirstParagraph"/>
+      </w:pPr>
+      <w:r>
+        <w:t xml:space="preserve">По первым 60 статьям Sonnet на шаге 5 исправляла код, поэтому там 100 % — завышенная оценка. Последние 40 модели не показывали, их цифры (97 % / 100 %) честные.</w:t>
+      </w:r>
+    </w:p>
+    <w:bookmarkEnd w:id="64"/>
+    <w:bookmarkStart w:id="65" w:name="Xe6fa70b96fbc341be272c2a2cf16234d2f6dcca"/>
+    <w:p>
+      <w:pPr>
+        <w:pStyle w:val="Heading4"/>
+      </w:pPr>
+      <w:r>
+        <w:t xml:space="preserve">Почему несколько скриптов и ещё один общий файл?</w:t>
+      </w:r>
+    </w:p>
+    <w:p>
+      <w:pPr>
+        <w:pStyle w:val="FirstParagraph"/>
+      </w:pPr>
+      <w:r>
+        <w:t xml:space="preserve">Отдельные скрипты повторяют схему семинара «этап за этапом», и каждый можно проверить отдельно. Общий файл удобен, чтобы переслать решение и запустить одной командой. Результаты у них совпадают.</w:t>
+      </w:r>
+    </w:p>
+    <w:bookmarkEnd w:id="65"/>
+    <w:bookmarkStart w:id="66" w:name="X1da93e104023d0353ff2d9eb527714f76202b28"/>
+    <w:p>
+      <w:pPr>
+        <w:pStyle w:val="Heading4"/>
+      </w:pPr>
+      <w:r>
+        <w:t xml:space="preserve">Почему только стандартная библиотека Python?</w:t>
+      </w:r>
+    </w:p>
+    <w:p>
+      <w:pPr>
+        <w:pStyle w:val="FirstParagraph"/>
+      </w:pPr>
+      <w:r>
+        <w:t xml:space="preserve">Ничего не нужно устанавливать: код запустится на любом компьютере с Python, проверяющий легко повторит результат.</w:t>
+      </w:r>
+    </w:p>
+    <w:bookmarkEnd w:id="66"/>
+    <w:bookmarkStart w:id="67" w:name="почему-код-sonnet-сохранён-без-правок"/>
+    <w:p>
+      <w:pPr>
+        <w:pStyle w:val="Heading4"/>
+      </w:pPr>
+      <w:r>
+        <w:t xml:space="preserve">Почему код Sonnet сохранён без правок?</w:t>
+      </w:r>
+    </w:p>
+    <w:p>
+      <w:pPr>
+        <w:pStyle w:val="FirstParagraph"/>
+      </w:pPr>
+      <w:r>
+        <w:t xml:space="preserve">Чтобы было честно: всё, что видит проверяющий, — результат промтов. Даже мелочи, которые хотелось бы поправить (кодировка для Excel), вынесены в план доработки, а не исправлены тайком.</w:t>
+      </w:r>
+    </w:p>
+    <w:bookmarkEnd w:id="67"/>
+    <w:bookmarkEnd w:id="68"/>
+    <w:bookmarkEnd w:id="69"/>
+    <w:bookmarkStart w:id="71" w:name="story"/>
+    <w:bookmarkStart w:id="70" w:name="как-шла-работа"/>
     <w:p>
       <w:pPr>
         <w:pStyle w:val="Heading2"/>
       </w:pPr>
       <w:r>
-        <w:t xml:space="preserve">Почему решение устроено так</w:t>
-      </w:r>
-    </w:p>
-    <w:bookmarkStart w:id="62" w:name="Xca8e73c90c49535d2cc384dc5b241f481630700"/>
-    <w:p>
-      <w:pPr>
-        <w:pStyle w:val="Heading4"/>
-      </w:pPr>
-      <w:r>
-        <w:t xml:space="preserve">Почему регулярные выражения, а не «пусть нейросеть прочитает каждую статью»?</w:t>
+        <w:t xml:space="preserve">Как шла работа</w:t>
       </w:r>
     </w:p>
     <w:p>
@@ -4700,784 +4965,7 @@
         <w:pStyle w:val="FirstParagraph"/>
       </w:pPr>
       <w:r>
-        <w:t xml:space="preserve">Правила видны и проверяемы: про каждое можно сказать, зачем оно. Результат воспроизводим: тот же текст всегда даёт тот же ответ. 13 600 статей обрабатываются за секунды и бесплатно. ИИ использован там, где он силён: писать код по описанию.</w:t>
-      </w:r>
-      <w:r>
-        <w:t xml:space="preserve"> </w:t>
-      </w:r>
-      <w:r>
-        <w:t xml:space="preserve">Альтернатива — отправлять каждую статью в модель. Это дороже, медленнее, и ответы могут меняться от запуска к запуску.</w:t>
-      </w:r>
-    </w:p>
-    <w:bookmarkEnd w:id="62"/>
-    <w:bookmarkStart w:id="63" w:name="почему-тесты-прямо-в-промтах"/>
-    <w:p>
-      <w:pPr>
-        <w:pStyle w:val="Heading4"/>
-      </w:pPr>
-      <w:r>
-        <w:t xml:space="preserve">Почему тесты прямо в промтах?</w:t>
-      </w:r>
-    </w:p>
-    <w:p>
-      <w:pPr>
-        <w:pStyle w:val="FirstParagraph"/>
-      </w:pPr>
-      <w:r>
-        <w:t xml:space="preserve">Задание требует «механизм контроля выполнения». Тест — самый строгий контроль: модель не может сказать «готово», пока тест не проходит. А тесты остаются в коде и защищают его от поломок в будущем.</w:t>
-      </w:r>
-    </w:p>
-    <w:bookmarkEnd w:id="63"/>
-    <w:bookmarkStart w:id="64" w:name="X8d4df48eb932953b8f8d2885ea5b9085b2d30e9"/>
-    <w:p>
-      <w:pPr>
-        <w:pStyle w:val="Heading4"/>
-      </w:pPr>
-      <w:r>
-        <w:t xml:space="preserve">Почему готовые данные в промтах, а не «найди сама»?</w:t>
-      </w:r>
-    </w:p>
-    <w:p>
-      <w:pPr>
-        <w:pStyle w:val="FirstParagraph"/>
-      </w:pPr>
-      <w:r>
-        <w:t xml:space="preserve">Варианты искажений взяты из корпуса частотным подсчётом: видно, какие массовые («поля» — 314 раз), а какие единичные. Это тот же приём, что на семинаре со словарём разделителей. Небольшой модели надёжнее дать готовый список.</w:t>
-      </w:r>
-    </w:p>
-    <w:bookmarkEnd w:id="64"/>
-    <w:bookmarkStart w:id="65" w:name="X61f8b5b7e196e82958a6e956503bb3f54d3cd64"/>
-    <w:p>
-      <w:pPr>
-        <w:pStyle w:val="Heading4"/>
-      </w:pPr>
-      <w:r>
-        <w:t xml:space="preserve">Почему программа помечает подозрительное, а не исправляет?</w:t>
-      </w:r>
-    </w:p>
-    <w:p>
-      <w:pPr>
-        <w:pStyle w:val="FirstParagraph"/>
-      </w:pPr>
-      <w:r>
-        <w:t xml:space="preserve">«1992» могло быть и 1892, и 1882. Если исправлять наугад, ошибка спрячется в данных. Флаг оставляет решение историку. Исправляются только однозначные случаи: «т» вместо «1», год 13xx.</w:t>
-      </w:r>
-    </w:p>
-    <w:bookmarkEnd w:id="65"/>
-    <w:bookmarkStart w:id="66" w:name="почему-два-эталона-60-и-40-статей"/>
-    <w:p>
-      <w:pPr>
-        <w:pStyle w:val="Heading4"/>
-      </w:pPr>
-      <w:r>
-        <w:t xml:space="preserve">Почему два эталона (60 и 40 статей)?</w:t>
-      </w:r>
-    </w:p>
-    <w:p>
-      <w:pPr>
-        <w:pStyle w:val="FirstParagraph"/>
-      </w:pPr>
-      <w:r>
-        <w:t xml:space="preserve">Первые 60 статей Haiku видела на шаге 6 и исправляла по ним код, поэтому там 100 % — завышенная оценка. Последние 40 модели не показывали, их цифры (95–97 %) честные.</w:t>
-      </w:r>
-    </w:p>
-    <w:bookmarkEnd w:id="66"/>
-    <w:bookmarkStart w:id="67" w:name="Xe6fa70b96fbc341be272c2a2cf16234d2f6dcca"/>
-    <w:p>
-      <w:pPr>
-        <w:pStyle w:val="Heading4"/>
-      </w:pPr>
-      <w:r>
-        <w:t xml:space="preserve">Почему несколько скриптов и ещё один общий файл?</w:t>
-      </w:r>
-    </w:p>
-    <w:p>
-      <w:pPr>
-        <w:pStyle w:val="FirstParagraph"/>
-      </w:pPr>
-      <w:r>
-        <w:t xml:space="preserve">Отдельные скрипты повторяют схему семинара «этап за этапом», и каждый можно проверить отдельно. Общий файл удобен, чтобы переслать решение и запустить одной командой. Результаты у них совпадают.</w:t>
-      </w:r>
-    </w:p>
-    <w:bookmarkEnd w:id="67"/>
-    <w:bookmarkStart w:id="68" w:name="X1da93e104023d0353ff2d9eb527714f76202b28"/>
-    <w:p>
-      <w:pPr>
-        <w:pStyle w:val="Heading4"/>
-      </w:pPr>
-      <w:r>
-        <w:t xml:space="preserve">Почему только стандартная библиотека Python?</w:t>
-      </w:r>
-    </w:p>
-    <w:p>
-      <w:pPr>
-        <w:pStyle w:val="FirstParagraph"/>
-      </w:pPr>
-      <w:r>
-        <w:t xml:space="preserve">Ничего не нужно устанавливать: код запустится на любом компьютере с Python, проверяющий легко повторит результат.</w:t>
-      </w:r>
-    </w:p>
-    <w:bookmarkEnd w:id="68"/>
-    <w:bookmarkStart w:id="69" w:name="почему-в-коде-нет-правила-дата-без-знака"/>
-    <w:p>
-      <w:pPr>
-        <w:pStyle w:val="Heading4"/>
-      </w:pPr>
-      <w:r>
-        <w:t xml:space="preserve">Почему в коде нет правила «дата без знака †»?</w:t>
-      </w:r>
-    </w:p>
-    <w:p>
-      <w:pPr>
-        <w:pStyle w:val="FirstParagraph"/>
-      </w:pPr>
-      <w:r>
-        <w:t xml:space="preserve">Его не было в серии промтов. Флаг контроля сам показал, что оно нужно: 483 статьи. Это первый пункт доработки и честный пример того, как контроль находит следующую задачу.</w:t>
-      </w:r>
-    </w:p>
-    <w:bookmarkEnd w:id="69"/>
-    <w:bookmarkEnd w:id="70"/>
-    <w:bookmarkEnd w:id="71"/>
-    <w:bookmarkStart w:id="73" w:name="story"/>
-    <w:bookmarkStart w:id="72" w:name="как-шла-работа"/>
-    <w:p>
-      <w:pPr>
-        <w:pStyle w:val="Heading2"/>
-      </w:pPr>
-      <w:r>
-        <w:t xml:space="preserve">Как шла работа</w:t>
-      </w:r>
-    </w:p>
-    <w:p>
-      <w:pPr>
-        <w:pStyle w:val="FirstParagraph"/>
-      </w:pPr>
-      <w:r>
         <w:t xml:space="preserve">Эта история — ответ на пункт «протестируйте и отметьте доработку». После каждого промта код запускался на всём томе.</w:t>
-      </w:r>
-    </w:p>
-    <w:p>
-      <w:pPr>
-        <w:pStyle w:val="Compact"/>
-        <w:numPr>
-          <w:ilvl w:val="0"/>
-          <w:numId w:val="1009"/>
-        </w:numPr>
-      </w:pPr>
-      <w:r>
-        <w:rPr>
-          <w:b/>
-          <w:bCs/>
-        </w:rPr>
-        <w:t xml:space="preserve">Подготовка.</w:t>
-      </w:r>
-      <w:r>
-        <w:t xml:space="preserve"> </w:t>
-      </w:r>
-      <w:r>
-        <w:t xml:space="preserve">Частотный подсчёт по корпусу: какими символами OCR заменил «†» и как исказил месяцы. Эти списки вошли в промты 2–3.</w:t>
-      </w:r>
-    </w:p>
-    <w:p>
-      <w:pPr>
-        <w:pStyle w:val="Compact"/>
-        <w:numPr>
-          <w:ilvl w:val="0"/>
-          <w:numId w:val="1009"/>
-        </w:numPr>
-      </w:pPr>
-      <w:r>
-        <w:rPr>
-          <w:b/>
-          <w:bCs/>
-        </w:rPr>
-        <w:t xml:space="preserve">Промт 1, каркас:</w:t>
-      </w:r>
-      <w:r>
-        <w:t xml:space="preserve"> </w:t>
-      </w:r>
-      <w:r>
-        <w:t xml:space="preserve">дата смерти у 4 039 статей (из 13 620). Правильных «іюля» и «†» в OCR почти нет.</w:t>
-      </w:r>
-    </w:p>
-    <w:p>
-      <w:pPr>
-        <w:pStyle w:val="Compact"/>
-        <w:numPr>
-          <w:ilvl w:val="0"/>
-          <w:numId w:val="1009"/>
-        </w:numPr>
-      </w:pPr>
-      <w:r>
-        <w:rPr>
-          <w:b/>
-          <w:bCs/>
-        </w:rPr>
-        <w:t xml:space="preserve">Промт 2, месяцы:</w:t>
-      </w:r>
-      <w:r>
-        <w:t xml:space="preserve"> </w:t>
-      </w:r>
-      <w:r>
-        <w:t xml:space="preserve">5 277. Месяцы находятся, но знак смерти пока только «+».</w:t>
-      </w:r>
-    </w:p>
-    <w:p>
-      <w:pPr>
-        <w:pStyle w:val="Compact"/>
-        <w:numPr>
-          <w:ilvl w:val="0"/>
-          <w:numId w:val="1009"/>
-        </w:numPr>
-      </w:pPr>
-      <w:r>
-        <w:rPr>
-          <w:b/>
-          <w:bCs/>
-        </w:rPr>
-        <w:t xml:space="preserve">Промт 3, знак † и числа:</w:t>
-      </w:r>
-      <w:r>
-        <w:t xml:space="preserve"> </w:t>
-      </w:r>
-      <w:r>
-        <w:t xml:space="preserve">10 872 — главный скачок. «1», «|», «Т», «{» распознаются как †, «1336» читается как 1836.</w:t>
-      </w:r>
-    </w:p>
-    <w:p>
-      <w:pPr>
-        <w:pStyle w:val="Compact"/>
-        <w:numPr>
-          <w:ilvl w:val="0"/>
-          <w:numId w:val="1009"/>
-        </w:numPr>
-      </w:pPr>
-      <w:r>
-        <w:rPr>
-          <w:b/>
-          <w:bCs/>
-        </w:rPr>
-        <w:t xml:space="preserve">Промт 4, «своя» часть:</w:t>
-      </w:r>
-      <w:r>
-        <w:t xml:space="preserve"> </w:t>
-      </w:r>
-      <w:r>
-        <w:t xml:space="preserve">11 077. Даты жён и детей больше не попадают в результат, «рожд. Вердье» не считается рождением.</w:t>
-      </w:r>
-    </w:p>
-    <w:p>
-      <w:pPr>
-        <w:pStyle w:val="Compact"/>
-        <w:numPr>
-          <w:ilvl w:val="0"/>
-          <w:numId w:val="1009"/>
-        </w:numPr>
-      </w:pPr>
-      <w:r>
-        <w:rPr>
-          <w:b/>
-          <w:bCs/>
-        </w:rPr>
-        <w:t xml:space="preserve">Промт 5, контроль:</w:t>
-      </w:r>
-      <w:r>
-        <w:t xml:space="preserve"> </w:t>
-      </w:r>
-      <w:r>
-        <w:t xml:space="preserve">флаги и файл на проверку. Haiku сама заметила и починила падение программы на годе «0099».</w:t>
-      </w:r>
-    </w:p>
-    <w:p>
-      <w:pPr>
-        <w:pStyle w:val="Compact"/>
-        <w:numPr>
-          <w:ilvl w:val="0"/>
-          <w:numId w:val="1009"/>
-        </w:numPr>
-      </w:pPr>
-      <w:r>
-        <w:rPr>
-          <w:b/>
-          <w:bCs/>
-        </w:rPr>
-        <w:t xml:space="preserve">Промт 6, оценка:</w:t>
-      </w:r>
-      <w:r>
-        <w:t xml:space="preserve"> </w:t>
-      </w:r>
-      <w:r>
-        <w:t xml:space="preserve">на эталоне полнота 98 % → 100 %. Haiku сама разобрала единственную ошибку (двойная дата) и исправила правило.</w:t>
-      </w:r>
-    </w:p>
-    <w:p>
-      <w:pPr>
-        <w:pStyle w:val="Compact"/>
-        <w:numPr>
-          <w:ilvl w:val="0"/>
-          <w:numId w:val="1009"/>
-        </w:numPr>
-      </w:pPr>
-      <w:r>
-        <w:rPr>
-          <w:b/>
-          <w:bCs/>
-        </w:rPr>
-        <w:t xml:space="preserve">Итоговая проверка</w:t>
-      </w:r>
-      <w:r>
-        <w:t xml:space="preserve"> </w:t>
-      </w:r>
-      <w:r>
-        <w:t xml:space="preserve">на 40 статьях, которые модель не видела: 95 % / 97 %. Обе ошибки и 811 флагов «год есть — смерти нет» дали список доработки.</w:t>
-      </w:r>
-    </w:p>
-    <w:bookmarkEnd w:id="72"/>
-    <w:bookmarkEnd w:id="73"/>
-    <w:bookmarkStart w:id="75" w:name="qa"/>
-    <w:bookmarkStart w:id="74" w:name="вопросы-и-ответы"/>
-    <w:p>
-      <w:pPr>
-        <w:pStyle w:val="Heading2"/>
-      </w:pPr>
-      <w:r>
-        <w:t xml:space="preserve">Вопросы и ответы</w:t>
-      </w:r>
-    </w:p>
-    <w:p>
-      <w:pPr>
-        <w:pStyle w:val="FirstParagraph"/>
-      </w:pPr>
-      <w:r>
-        <w:rPr>
-          <w:b/>
-          <w:bCs/>
-        </w:rPr>
-        <w:t xml:space="preserve">Вы сами писали код?</w:t>
-      </w:r>
-    </w:p>
-    <w:p>
-      <w:pPr>
-        <w:pStyle w:val="BodyText"/>
-      </w:pPr>
-      <w:r>
-        <w:t xml:space="preserve">Отвечать честно: код этапа «Даты» написала модель Claude Haiku по моей серии промтов, а код подготовки и проверки — Claude Opus. Это указано в декларации. Тема семинара — вайб-кодинг: оценивается умение поставить задачу, разбить её на этапы, задать механизм контроля и проверить результат. Это показано через тесты в промтах, эталон, отложенную выборку и разбор ошибок.</w:t>
-      </w:r>
-    </w:p>
-    <w:p>
-      <w:pPr>
-        <w:pStyle w:val="BodyText"/>
-      </w:pPr>
-      <w:r>
-        <w:rPr>
-          <w:b/>
-          <w:bCs/>
-        </w:rPr>
-        <w:t xml:space="preserve">Почему у половины статей нет даты рождения?</w:t>
-      </w:r>
-    </w:p>
-    <w:p>
-      <w:pPr>
-        <w:pStyle w:val="BodyText"/>
-      </w:pPr>
-      <w:r>
-        <w:t xml:space="preserve">В самом справочнике у многих дата рождения не указана: её не было на надгробии. На эталоне программа нашла все 27 дат рождения и не выдумала ни одной. 48,8 % отражают источник, а не пропуски программы.</w:t>
-      </w:r>
-    </w:p>
-    <w:p>
-      <w:pPr>
-        <w:pStyle w:val="BodyText"/>
-      </w:pPr>
-      <w:r>
-        <w:rPr>
-          <w:b/>
-          <w:bCs/>
-        </w:rPr>
-        <w:t xml:space="preserve">Почему дата смерти найдена только у 89,8 %?</w:t>
-      </w:r>
-    </w:p>
-    <w:p>
-      <w:pPr>
-        <w:pStyle w:val="BodyText"/>
-      </w:pPr>
-      <w:r>
-        <w:t xml:space="preserve">Около 4 % статей — даты без знака † (его «съел» OCR). Это правило в серию не входило, флаг контроля нашёл 483 таких статьи, и это первый пункт доработки. Остальное — статьи с сильно испорченным OCR («24 : Бля 1888») или вовсе без дат («Безъ датъ»).</w:t>
-      </w:r>
-    </w:p>
-    <w:p>
-      <w:pPr>
-        <w:pStyle w:val="BodyText"/>
-      </w:pPr>
-      <w:r>
-        <w:rPr>
-          <w:b/>
-          <w:bCs/>
-        </w:rPr>
-        <w:t xml:space="preserve">Откуда уверенность, что 95 % — правда?</w:t>
-      </w:r>
-    </w:p>
-    <w:p>
-      <w:pPr>
-        <w:pStyle w:val="BodyText"/>
-      </w:pPr>
-      <w:r>
-        <w:t xml:space="preserve">40 случайных статей размечены вручную, и модели их не показывали. Выборка небольшая: реальная точность может быть на несколько процентов выше или ниже. Для оценки этапа этого достаточно.</w:t>
-      </w:r>
-    </w:p>
-    <w:p>
-      <w:pPr>
-        <w:pStyle w:val="BodyText"/>
-      </w:pPr>
-      <w:r>
-        <w:rPr>
-          <w:b/>
-          <w:bCs/>
-        </w:rPr>
-        <w:t xml:space="preserve">Где в коде механизм контроля?</w:t>
-      </w:r>
-    </w:p>
-    <w:p>
-      <w:pPr>
-        <w:pStyle w:val="BodyText"/>
-      </w:pPr>
-      <w:r>
-        <w:t xml:space="preserve">Три места в</w:t>
-      </w:r>
-      <w:r>
-        <w:t xml:space="preserve"> </w:t>
-      </w:r>
-      <w:r>
-        <w:rPr>
-          <w:rStyle w:val="VerbatimChar"/>
-        </w:rPr>
-        <w:t xml:space="preserve">dates_haiku.py</w:t>
-      </w:r>
-      <w:r>
-        <w:t xml:space="preserve">: функция</w:t>
-      </w:r>
-      <w:r>
-        <w:t xml:space="preserve"> </w:t>
-      </w:r>
-      <w:r>
-        <w:rPr>
-          <w:rStyle w:val="VerbatimChar"/>
-        </w:rPr>
-        <w:t xml:space="preserve">self_test</w:t>
-      </w:r>
-      <w:r>
-        <w:t xml:space="preserve"> </w:t>
-      </w:r>
-      <w:r>
-        <w:t xml:space="preserve">(19 тестов из промтов, запускаются при каждом старте); функция</w:t>
-      </w:r>
-      <w:r>
-        <w:t xml:space="preserve"> </w:t>
-      </w:r>
-      <w:r>
-        <w:rPr>
-          <w:rStyle w:val="VerbatimChar"/>
-        </w:rPr>
-        <w:t xml:space="preserve">_flags</w:t>
-      </w:r>
-      <w:r>
-        <w:t xml:space="preserve"> </w:t>
-      </w:r>
-      <w:r>
-        <w:t xml:space="preserve">(флаги правдоподобия); конец</w:t>
-      </w:r>
-      <w:r>
-        <w:t xml:space="preserve"> </w:t>
-      </w:r>
-      <w:r>
-        <w:rPr>
-          <w:rStyle w:val="VerbatimChar"/>
-        </w:rPr>
-        <w:t xml:space="preserve">main</w:t>
-      </w:r>
-      <w:r>
-        <w:t xml:space="preserve"> </w:t>
-      </w:r>
-      <w:r>
-        <w:t xml:space="preserve">(файл на проверку и сводка). Четвёртое — отдельный скрипт</w:t>
-      </w:r>
-      <w:r>
-        <w:t xml:space="preserve"> </w:t>
-      </w:r>
-      <w:r>
-        <w:rPr>
-          <w:rStyle w:val="VerbatimChar"/>
-        </w:rPr>
-        <w:t xml:space="preserve">evaluate.py</w:t>
-      </w:r>
-      <w:r>
-        <w:t xml:space="preserve"> </w:t>
-      </w:r>
-      <w:r>
-        <w:t xml:space="preserve">со сверкой по эталону.</w:t>
-      </w:r>
-    </w:p>
-    <w:p>
-      <w:pPr>
-        <w:pStyle w:val="BodyText"/>
-      </w:pPr>
-      <w:r>
-        <w:rPr>
-          <w:b/>
-          <w:bCs/>
-        </w:rPr>
-        <w:t xml:space="preserve">Что делать с 861 статьёй на проверку?</w:t>
-      </w:r>
-    </w:p>
-    <w:p>
-      <w:pPr>
-        <w:pStyle w:val="BodyText"/>
-      </w:pPr>
-      <w:r>
-        <w:t xml:space="preserve">Сначала добавить правило для дат без знака †: оно снимет около 480 флагов. Остальные 380 можно пройти вручную или полуавтоматически, как на семинаре со словарём исключений: программа показывает статью, человек вводит дату, ответ сохраняется.</w:t>
-      </w:r>
-    </w:p>
-    <w:p>
-      <w:pPr>
-        <w:pStyle w:val="BodyText"/>
-      </w:pPr>
-      <w:r>
-        <w:rPr>
-          <w:b/>
-          <w:bCs/>
-        </w:rPr>
-        <w:t xml:space="preserve">Почему 1336 превращается в 1836?</w:t>
-      </w:r>
-    </w:p>
-    <w:p>
-      <w:pPr>
-        <w:pStyle w:val="BodyText"/>
-      </w:pPr>
-      <w:r>
-        <w:t xml:space="preserve">OCR чаще всего путает 8 и 3. Во втором разряде года тройка точно ошибочна: XIV века в издании нет. Другие разряды программа не трогает, такие случаи ловят флаги.</w:t>
-      </w:r>
-    </w:p>
-    <w:p>
-      <w:pPr>
-        <w:pStyle w:val="BodyText"/>
-      </w:pPr>
-      <w:r>
-        <w:rPr>
-          <w:b/>
-          <w:bCs/>
-        </w:rPr>
-        <w:t xml:space="preserve">Почему не сделаны остальные этапы?</w:t>
-      </w:r>
-    </w:p>
-    <w:p>
-      <w:pPr>
-        <w:pStyle w:val="BodyText"/>
-      </w:pPr>
-      <w:r>
-        <w:t xml:space="preserve">Задание просит выбрать один этап и довести его до теста. Этапы 0–1 сделаны, потому что без них этап «Даты» не запустить. Для остальных в алгоритме описаны правила и контроль: это план.</w:t>
-      </w:r>
-    </w:p>
-    <w:p>
-      <w:pPr>
-        <w:pStyle w:val="BodyText"/>
-      </w:pPr>
-      <w:r>
-        <w:rPr>
-          <w:b/>
-          <w:bCs/>
-        </w:rPr>
-        <w:t xml:space="preserve">Чем этот подход похож на семинарский?</w:t>
-      </w:r>
-    </w:p>
-    <w:p>
-      <w:pPr>
-        <w:pStyle w:val="BodyText"/>
-      </w:pPr>
-      <w:r>
-        <w:t xml:space="preserve">Почти один в один. Семинар: поиск разделителя «продал» → словарь вариантов → проверка охвата файлов → словарь исключений. У нас: поиск знака † → словарь его OCR-вариантов → проверка покрытия и флагов → файл ручной проверки.</w:t>
-      </w:r>
-    </w:p>
-    <w:p>
-      <w:pPr>
-        <w:pStyle w:val="BodyText"/>
-      </w:pPr>
-      <w:r>
-        <w:rPr>
-          <w:b/>
-          <w:bCs/>
-        </w:rPr>
-        <w:t xml:space="preserve">Как это использовать в исследовании?</w:t>
-      </w:r>
-    </w:p>
-    <w:p>
-      <w:pPr>
-        <w:pStyle w:val="BodyText"/>
-      </w:pPr>
-      <w:r>
-        <w:t xml:space="preserve">Таблица дат даёт возраст смерти (медиана 56 лет), сезонность (максимум в марте, минимум в августе) и динамику по десятилетиям. С этапами «статус» и «кладбище» можно сравнивать продолжительность жизни сословий и конфессий.</w:t>
-      </w:r>
-    </w:p>
-    <w:bookmarkEnd w:id="74"/>
-    <w:bookmarkEnd w:id="75"/>
-    <w:bookmarkStart w:id="77" w:name="weak"/>
-    <w:bookmarkStart w:id="76" w:name="слабые-места"/>
-    <w:p>
-      <w:pPr>
-        <w:pStyle w:val="Heading2"/>
-      </w:pPr>
-      <w:r>
-        <w:t xml:space="preserve">Слабые места</w:t>
-      </w:r>
-    </w:p>
-    <w:p>
-      <w:pPr>
-        <w:pStyle w:val="FirstParagraph"/>
-      </w:pPr>
-      <w:r>
-        <w:t xml:space="preserve">Лучше назвать их самой, чем ждать вопроса:</w:t>
-      </w:r>
-    </w:p>
-    <w:p>
-      <w:pPr>
-        <w:pStyle w:val="Compact"/>
-        <w:numPr>
-          <w:ilvl w:val="0"/>
-          <w:numId w:val="1010"/>
-        </w:numPr>
-      </w:pPr>
-      <w:r>
-        <w:rPr>
-          <w:b/>
-          <w:bCs/>
-        </w:rPr>
-        <w:t xml:space="preserve">Даты без знака † не извлекаются</w:t>
-      </w:r>
-      <w:r>
-        <w:t xml:space="preserve"> </w:t>
-      </w:r>
-      <w:r>
-        <w:t xml:space="preserve">(около 480 статей). Это видно по флагу, и это первый пункт доработки.</w:t>
-      </w:r>
-    </w:p>
-    <w:p>
-      <w:pPr>
-        <w:pStyle w:val="Compact"/>
-        <w:numPr>
-          <w:ilvl w:val="0"/>
-          <w:numId w:val="1010"/>
-        </w:numPr>
-      </w:pPr>
-      <w:r>
-        <w:rPr>
-          <w:b/>
-          <w:bCs/>
-        </w:rPr>
-        <w:t xml:space="preserve">Нет сверки с возрастом из текста</w:t>
-      </w:r>
-      <w:r>
-        <w:t xml:space="preserve"> </w:t>
-      </w:r>
-      <w:r>
-        <w:t xml:space="preserve">(«на 45 г.»): ещё один механизм контроля, который стоит добавить.</w:t>
-      </w:r>
-    </w:p>
-    <w:p>
-      <w:pPr>
-        <w:pStyle w:val="Compact"/>
-        <w:numPr>
-          <w:ilvl w:val="0"/>
-          <w:numId w:val="1010"/>
-        </w:numPr>
-      </w:pPr>
-      <w:r>
-        <w:rPr>
-          <w:b/>
-          <w:bCs/>
-        </w:rPr>
-        <w:t xml:space="preserve">Эталон размечен с помощью ИИ</w:t>
-      </w:r>
-      <w:r>
-        <w:t xml:space="preserve"> </w:t>
-      </w:r>
-      <w:r>
-        <w:t xml:space="preserve">(Claude Opus), не той моделью, что писала код, и без просмотра её ответов. Для надёжности нужна независимая проверка человеком хотя бы части статей.</w:t>
-      </w:r>
-    </w:p>
-    <w:p>
-      <w:pPr>
-        <w:pStyle w:val="Compact"/>
-        <w:numPr>
-          <w:ilvl w:val="0"/>
-          <w:numId w:val="1010"/>
-        </w:numPr>
-      </w:pPr>
-      <w:r>
-        <w:rPr>
-          <w:b/>
-          <w:bCs/>
-        </w:rPr>
-        <w:t xml:space="preserve">Выборки небольшие</w:t>
-      </w:r>
-      <w:r>
-        <w:t xml:space="preserve"> </w:t>
-      </w:r>
-      <w:r>
-        <w:t xml:space="preserve">(60 + 40): для оценки этапа хватает, для публикации — нет.</w:t>
-      </w:r>
-    </w:p>
-    <w:p>
-      <w:pPr>
-        <w:pStyle w:val="Compact"/>
-        <w:numPr>
-          <w:ilvl w:val="0"/>
-          <w:numId w:val="1010"/>
-        </w:numPr>
-      </w:pPr>
-      <w:r>
-        <w:rPr>
-          <w:b/>
-          <w:bCs/>
-        </w:rPr>
-        <w:t xml:space="preserve">Дата по новому стилю</w:t>
-      </w:r>
-      <w:r>
-        <w:t xml:space="preserve"> </w:t>
-      </w:r>
-      <w:r>
-        <w:t xml:space="preserve">(«(1 октября)») пропускается, хранится только старый стиль.</w:t>
-      </w:r>
-    </w:p>
-    <w:p>
-      <w:pPr>
-        <w:pStyle w:val="Compact"/>
-        <w:numPr>
-          <w:ilvl w:val="0"/>
-          <w:numId w:val="1010"/>
-        </w:numPr>
-      </w:pPr>
-      <w:r>
-        <w:rPr>
-          <w:b/>
-          <w:bCs/>
-        </w:rPr>
-        <w:t xml:space="preserve">Сделан только первый том</w:t>
-      </w:r>
-      <w:r>
-        <w:t xml:space="preserve"> </w:t>
-      </w:r>
-      <w:r>
-        <w:t xml:space="preserve">(А–Г), остальные три не обрабатывались.</w:t>
-      </w:r>
-    </w:p>
-    <w:bookmarkEnd w:id="76"/>
-    <w:bookmarkEnd w:id="77"/>
-    <w:bookmarkStart w:id="79" w:name="prep"/>
-    <w:bookmarkStart w:id="78" w:name="что-сделать-перед-защитой"/>
-    <w:p>
-      <w:pPr>
-        <w:pStyle w:val="Heading2"/>
-      </w:pPr>
-      <w:r>
-        <w:t xml:space="preserve">Что сделать перед защитой</w:t>
       </w:r>
     </w:p>
     <w:p>
@@ -5486,6 +4974,595 @@
         <w:numPr>
           <w:ilvl w:val="0"/>
           <w:numId w:val="1011"/>
+        </w:numPr>
+      </w:pPr>
+      <w:r>
+        <w:rPr>
+          <w:b/>
+          <w:bCs/>
+        </w:rPr>
+        <w:t xml:space="preserve">Промт 1, первая версия:</w:t>
+      </w:r>
+      <w:r>
+        <w:t xml:space="preserve"> </w:t>
+      </w:r>
+      <w:r>
+        <w:t xml:space="preserve">дата смерти у 11 319 статей (из 13 620). Sonnet сразу сделала поиск месяцев терпимым к опечаткам, поэтому даже «простая» версия нашла 83 % статей.</w:t>
+      </w:r>
+    </w:p>
+    <w:p>
+      <w:pPr>
+        <w:pStyle w:val="Compact"/>
+        <w:numPr>
+          <w:ilvl w:val="0"/>
+          <w:numId w:val="1011"/>
+        </w:numPr>
+      </w:pPr>
+      <w:r>
+        <w:rPr>
+          <w:b/>
+          <w:bCs/>
+        </w:rPr>
+        <w:t xml:space="preserve">Промт 2, искажения OCR:</w:t>
+      </w:r>
+      <w:r>
+        <w:t xml:space="preserve"> </w:t>
+      </w:r>
+      <w:r>
+        <w:t xml:space="preserve">11 467. Модель сама посчитала, как записан крест и месяцы, и починила годы «1336» → 1836 и «т852» → 1852.</w:t>
+      </w:r>
+    </w:p>
+    <w:p>
+      <w:pPr>
+        <w:pStyle w:val="Compact"/>
+        <w:numPr>
+          <w:ilvl w:val="0"/>
+          <w:numId w:val="1011"/>
+        </w:numPr>
+      </w:pPr>
+      <w:r>
+        <w:rPr>
+          <w:b/>
+          <w:bCs/>
+        </w:rPr>
+        <w:t xml:space="preserve">Промт 3, чьи это даты:</w:t>
+      </w:r>
+      <w:r>
+        <w:t xml:space="preserve"> </w:t>
+      </w:r>
+      <w:r>
+        <w:t xml:space="preserve">11 577. Даты жён и детей больше не попадают в результат, «рожд. Вердье» не считается рождением, дата без креста помечается.</w:t>
+      </w:r>
+    </w:p>
+    <w:p>
+      <w:pPr>
+        <w:pStyle w:val="Compact"/>
+        <w:numPr>
+          <w:ilvl w:val="0"/>
+          <w:numId w:val="1011"/>
+        </w:numPr>
+      </w:pPr>
+      <w:r>
+        <w:rPr>
+          <w:b/>
+          <w:bCs/>
+        </w:rPr>
+        <w:t xml:space="preserve">Промт 4, контроль:</w:t>
+      </w:r>
+      <w:r>
+        <w:t xml:space="preserve"> </w:t>
+      </w:r>
+      <w:r>
+        <w:t xml:space="preserve">шесть видов пометок, включая сверку с возрастом из текста. 616 статей на проверку.</w:t>
+      </w:r>
+    </w:p>
+    <w:p>
+      <w:pPr>
+        <w:pStyle w:val="Compact"/>
+        <w:numPr>
+          <w:ilvl w:val="0"/>
+          <w:numId w:val="1011"/>
+        </w:numPr>
+      </w:pPr>
+      <w:r>
+        <w:rPr>
+          <w:b/>
+          <w:bCs/>
+        </w:rPr>
+        <w:t xml:space="preserve">Промт 5, сверка с эталоном:</w:t>
+      </w:r>
+      <w:r>
+        <w:t xml:space="preserve"> </w:t>
+      </w:r>
+      <w:r>
+        <w:t xml:space="preserve">11 694. Модель нашла пять ошибок кода — «р. 2 + 3 апрѣля» (рождение нечитаемо, дата — смерть), «5 ня», «азгуста», «19 1юля» — и исправила их. На эталоне 100 %, пометок осталось 516.</w:t>
+      </w:r>
+    </w:p>
+    <w:p>
+      <w:pPr>
+        <w:pStyle w:val="Compact"/>
+        <w:numPr>
+          <w:ilvl w:val="0"/>
+          <w:numId w:val="1011"/>
+        </w:numPr>
+      </w:pPr>
+      <w:r>
+        <w:rPr>
+          <w:b/>
+          <w:bCs/>
+        </w:rPr>
+        <w:t xml:space="preserve">Итоговая проверка</w:t>
+      </w:r>
+      <w:r>
+        <w:t xml:space="preserve"> </w:t>
+      </w:r>
+      <w:r>
+        <w:t xml:space="preserve">на 40 статьях, которые модель не видела: смерть 97 % / 100 %, рождение 94 % / 100 %. Исправления по эталону помогли и на новых статьях: до шага 5 по смерти было 92 % / 92 %.</w:t>
+      </w:r>
+    </w:p>
+    <w:bookmarkEnd w:id="70"/>
+    <w:bookmarkEnd w:id="71"/>
+    <w:bookmarkStart w:id="73" w:name="qa"/>
+    <w:bookmarkStart w:id="72" w:name="вопросы-и-ответы"/>
+    <w:p>
+      <w:pPr>
+        <w:pStyle w:val="Heading2"/>
+      </w:pPr>
+      <w:r>
+        <w:t xml:space="preserve">Вопросы и ответы</w:t>
+      </w:r>
+    </w:p>
+    <w:p>
+      <w:pPr>
+        <w:pStyle w:val="FirstParagraph"/>
+      </w:pPr>
+      <w:r>
+        <w:rPr>
+          <w:b/>
+          <w:bCs/>
+        </w:rPr>
+        <w:t xml:space="preserve">Вы сами писали код?</w:t>
+      </w:r>
+    </w:p>
+    <w:p>
+      <w:pPr>
+        <w:pStyle w:val="BodyText"/>
+      </w:pPr>
+      <w:r>
+        <w:t xml:space="preserve">Отвечать честно: код этапа «Даты» написала модель Claude Sonnet по моей серии промтов, а код подготовки и проверки — Claude Opus. Это указано в декларации. Тема семинара — вайб-кодинг: оценивается умение поставить задачу, разбить её на этапы, задать механизм контроля и проверить результат. Это показано через примеры-самопроверки в промтах, эталон, отложенную выборку и разбор ошибок.</w:t>
+      </w:r>
+    </w:p>
+    <w:p>
+      <w:pPr>
+        <w:pStyle w:val="BodyText"/>
+      </w:pPr>
+      <w:r>
+        <w:rPr>
+          <w:b/>
+          <w:bCs/>
+        </w:rPr>
+        <w:t xml:space="preserve">Почему у половины статей нет даты рождения?</w:t>
+      </w:r>
+    </w:p>
+    <w:p>
+      <w:pPr>
+        <w:pStyle w:val="BodyText"/>
+      </w:pPr>
+      <w:r>
+        <w:t xml:space="preserve">В самом справочнике у многих дата рождения не указана: её не было на надгробии. На эталоне программа нашла все 27 дат рождения и не выдумала ни одной. 50 % отражают источник, а не пропуски программы.</w:t>
+      </w:r>
+    </w:p>
+    <w:p>
+      <w:pPr>
+        <w:pStyle w:val="BodyText"/>
+      </w:pPr>
+      <w:r>
+        <w:rPr>
+          <w:b/>
+          <w:bCs/>
+        </w:rPr>
+        <w:t xml:space="preserve">Откуда уверенность, что 97 % — правда?</w:t>
+      </w:r>
+    </w:p>
+    <w:p>
+      <w:pPr>
+        <w:pStyle w:val="BodyText"/>
+      </w:pPr>
+      <w:r>
+        <w:t xml:space="preserve">40 случайных статей размечены вручную, и модели их не показывали. Выборка небольшая: реальная точность может быть на несколько процентов выше или ниже. Для оценки этапа этого достаточно.</w:t>
+      </w:r>
+    </w:p>
+    <w:p>
+      <w:pPr>
+        <w:pStyle w:val="BodyText"/>
+      </w:pPr>
+      <w:r>
+        <w:rPr>
+          <w:b/>
+          <w:bCs/>
+        </w:rPr>
+        <w:t xml:space="preserve">Почему в выводе программы 85,9 %, а в отчёте 94,8 %?</w:t>
+      </w:r>
+    </w:p>
+    <w:p>
+      <w:pPr>
+        <w:pStyle w:val="BodyText"/>
+      </w:pPr>
+      <w:r>
+        <w:t xml:space="preserve">Программа считает процент от всех 13 620 статей, включая 1 290 отсылок вида «Аксенова — см. Анцъ», в которых дат нет по определению. В отчёте процент от 12 330 настоящих статей. Число одно и то же: 11 694 даты смерти.</w:t>
+      </w:r>
+    </w:p>
+    <w:p>
+      <w:pPr>
+        <w:pStyle w:val="BodyText"/>
+      </w:pPr>
+      <w:r>
+        <w:rPr>
+          <w:b/>
+          <w:bCs/>
+        </w:rPr>
+        <w:t xml:space="preserve">Где в коде механизм контроля?</w:t>
+      </w:r>
+    </w:p>
+    <w:p>
+      <w:pPr>
+        <w:pStyle w:val="BodyText"/>
+      </w:pPr>
+      <w:r>
+        <w:t xml:space="preserve">Три места в</w:t>
+      </w:r>
+      <w:r>
+        <w:t xml:space="preserve"> </w:t>
+      </w:r>
+      <w:r>
+        <w:rPr>
+          <w:rStyle w:val="VerbatimChar"/>
+        </w:rPr>
+        <w:t xml:space="preserve">dates_sonnet.py</w:t>
+      </w:r>
+      <w:r>
+        <w:t xml:space="preserve">: список</w:t>
+      </w:r>
+      <w:r>
+        <w:t xml:space="preserve"> </w:t>
+      </w:r>
+      <w:r>
+        <w:rPr>
+          <w:rStyle w:val="VerbatimChar"/>
+        </w:rPr>
+        <w:t xml:space="preserve">SELF_TESTS</w:t>
+      </w:r>
+      <w:r>
+        <w:t xml:space="preserve"> </w:t>
+      </w:r>
+      <w:r>
+        <w:t xml:space="preserve">и функция</w:t>
+      </w:r>
+      <w:r>
+        <w:t xml:space="preserve"> </w:t>
+      </w:r>
+      <w:r>
+        <w:rPr>
+          <w:rStyle w:val="VerbatimChar"/>
+        </w:rPr>
+        <w:t xml:space="preserve">self_check</w:t>
+      </w:r>
+      <w:r>
+        <w:t xml:space="preserve"> </w:t>
+      </w:r>
+      <w:r>
+        <w:t xml:space="preserve">(18 примеров из промтов, запускаются при каждом старте); функция</w:t>
+      </w:r>
+      <w:r>
+        <w:t xml:space="preserve"> </w:t>
+      </w:r>
+      <w:r>
+        <w:rPr>
+          <w:rStyle w:val="VerbatimChar"/>
+        </w:rPr>
+        <w:t xml:space="preserve">check_flags</w:t>
+      </w:r>
+      <w:r>
+        <w:t xml:space="preserve"> </w:t>
+      </w:r>
+      <w:r>
+        <w:t xml:space="preserve">(пометки подозрительных статей); конец</w:t>
+      </w:r>
+      <w:r>
+        <w:t xml:space="preserve"> </w:t>
+      </w:r>
+      <w:r>
+        <w:rPr>
+          <w:rStyle w:val="VerbatimChar"/>
+        </w:rPr>
+        <w:t xml:space="preserve">main</w:t>
+      </w:r>
+      <w:r>
+        <w:t xml:space="preserve"> </w:t>
+      </w:r>
+      <w:r>
+        <w:t xml:space="preserve">(файл на проверку и сводка). Четвёртое — отдельный скрипт</w:t>
+      </w:r>
+      <w:r>
+        <w:t xml:space="preserve"> </w:t>
+      </w:r>
+      <w:r>
+        <w:rPr>
+          <w:rStyle w:val="VerbatimChar"/>
+        </w:rPr>
+        <w:t xml:space="preserve">evaluate.py</w:t>
+      </w:r>
+      <w:r>
+        <w:t xml:space="preserve"> </w:t>
+      </w:r>
+      <w:r>
+        <w:t xml:space="preserve">со сверкой по эталону.</w:t>
+      </w:r>
+    </w:p>
+    <w:p>
+      <w:pPr>
+        <w:pStyle w:val="BodyText"/>
+      </w:pPr>
+      <w:r>
+        <w:rPr>
+          <w:b/>
+          <w:bCs/>
+        </w:rPr>
+        <w:t xml:space="preserve">Что делать с 516 статьями на проверку?</w:t>
+      </w:r>
+    </w:p>
+    <w:p>
+      <w:pPr>
+        <w:pStyle w:val="BodyText"/>
+      </w:pPr>
+      <w:r>
+        <w:t xml:space="preserve">Начать с 228 дат «без креста»: они почти всегда верны, но взяты по положению, а не по знаку, и быстро проверяются глазами. Остальные можно пройти вручную или полуавтоматически, как на семинаре со словарём исключений: программа показывает статью, человек вводит дату, ответ сохраняется.</w:t>
+      </w:r>
+    </w:p>
+    <w:p>
+      <w:pPr>
+        <w:pStyle w:val="BodyText"/>
+      </w:pPr>
+      <w:r>
+        <w:rPr>
+          <w:b/>
+          <w:bCs/>
+        </w:rPr>
+        <w:t xml:space="preserve">Почему 1336 превращается в 1836?</w:t>
+      </w:r>
+    </w:p>
+    <w:p>
+      <w:pPr>
+        <w:pStyle w:val="BodyText"/>
+      </w:pPr>
+      <w:r>
+        <w:t xml:space="preserve">OCR чаще всего путает 8 и 3. Во втором разряде года тройка точно ошибочна: XIV века в издании нет. Другие разряды программа не трогает, такие случаи ловят пометки.</w:t>
+      </w:r>
+    </w:p>
+    <w:p>
+      <w:pPr>
+        <w:pStyle w:val="BodyText"/>
+      </w:pPr>
+      <w:r>
+        <w:rPr>
+          <w:b/>
+          <w:bCs/>
+        </w:rPr>
+        <w:t xml:space="preserve">Почему не сделаны остальные этапы?</w:t>
+      </w:r>
+    </w:p>
+    <w:p>
+      <w:pPr>
+        <w:pStyle w:val="BodyText"/>
+      </w:pPr>
+      <w:r>
+        <w:t xml:space="preserve">Задание просит выбрать один этап и довести его до теста. Этапы 0–1 сделаны, потому что без них этап «Даты» не запустить. Для остальных в алгоритме описаны правила и контроль: это план.</w:t>
+      </w:r>
+    </w:p>
+    <w:p>
+      <w:pPr>
+        <w:pStyle w:val="BodyText"/>
+      </w:pPr>
+      <w:r>
+        <w:rPr>
+          <w:b/>
+          <w:bCs/>
+        </w:rPr>
+        <w:t xml:space="preserve">Чем этот подход похож на семинарский?</w:t>
+      </w:r>
+    </w:p>
+    <w:p>
+      <w:pPr>
+        <w:pStyle w:val="BodyText"/>
+      </w:pPr>
+      <w:r>
+        <w:t xml:space="preserve">Почти один в один. Семинар: поиск разделителя «продал» → словарь вариантов → проверка охвата файлов → словарь исключений. У нас: поиск знака † → варианты его записи в OCR → проверка покрытия и пометки → файл ручной проверки.</w:t>
+      </w:r>
+    </w:p>
+    <w:p>
+      <w:pPr>
+        <w:pStyle w:val="BodyText"/>
+      </w:pPr>
+      <w:r>
+        <w:rPr>
+          <w:b/>
+          <w:bCs/>
+        </w:rPr>
+        <w:t xml:space="preserve">Как это использовать в исследовании?</w:t>
+      </w:r>
+    </w:p>
+    <w:p>
+      <w:pPr>
+        <w:pStyle w:val="BodyText"/>
+      </w:pPr>
+      <w:r>
+        <w:t xml:space="preserve">Таблица дат даёт возраст смерти (медиана 56 лет), сезонность (максимум в марте, минимум в августе) и динамику по десятилетиям. С этапами «статус» и «кладбище» можно сравнивать продолжительность жизни сословий и конфессий.</w:t>
+      </w:r>
+    </w:p>
+    <w:bookmarkEnd w:id="72"/>
+    <w:bookmarkEnd w:id="73"/>
+    <w:bookmarkStart w:id="75" w:name="weak"/>
+    <w:bookmarkStart w:id="74" w:name="слабые-места"/>
+    <w:p>
+      <w:pPr>
+        <w:pStyle w:val="Heading2"/>
+      </w:pPr>
+      <w:r>
+        <w:t xml:space="preserve">Слабые места</w:t>
+      </w:r>
+    </w:p>
+    <w:p>
+      <w:pPr>
+        <w:pStyle w:val="FirstParagraph"/>
+      </w:pPr>
+      <w:r>
+        <w:t xml:space="preserve">Лучше назвать их самой, чем ждать вопроса:</w:t>
+      </w:r>
+    </w:p>
+    <w:p>
+      <w:pPr>
+        <w:pStyle w:val="Compact"/>
+        <w:numPr>
+          <w:ilvl w:val="0"/>
+          <w:numId w:val="1012"/>
+        </w:numPr>
+      </w:pPr>
+      <w:r>
+        <w:rPr>
+          <w:b/>
+          <w:bCs/>
+        </w:rPr>
+        <w:t xml:space="preserve">Склейки статей на этапе 1.</w:t>
+      </w:r>
+      <w:r>
+        <w:t xml:space="preserve"> </w:t>
+      </w:r>
+      <w:r>
+        <w:t xml:space="preserve">Если OCR поставил «‚» вместо запятой, отсылка и следующая статья не разделяются — это единственная ошибка на отложенной выборке.</w:t>
+      </w:r>
+    </w:p>
+    <w:p>
+      <w:pPr>
+        <w:pStyle w:val="Compact"/>
+        <w:numPr>
+          <w:ilvl w:val="0"/>
+          <w:numId w:val="1012"/>
+        </w:numPr>
+      </w:pPr>
+      <w:r>
+        <w:rPr>
+          <w:b/>
+          <w:bCs/>
+        </w:rPr>
+        <w:t xml:space="preserve">228 дат взяты без креста</w:t>
+      </w:r>
+      <w:r>
+        <w:t xml:space="preserve">, по положению в статье. Они помечены, но пока не проверены глазами.</w:t>
+      </w:r>
+    </w:p>
+    <w:p>
+      <w:pPr>
+        <w:pStyle w:val="Compact"/>
+        <w:numPr>
+          <w:ilvl w:val="0"/>
+          <w:numId w:val="1012"/>
+        </w:numPr>
+      </w:pPr>
+      <w:r>
+        <w:rPr>
+          <w:b/>
+          <w:bCs/>
+        </w:rPr>
+        <w:t xml:space="preserve">Эталон размечен с помощью ИИ</w:t>
+      </w:r>
+      <w:r>
+        <w:t xml:space="preserve"> </w:t>
+      </w:r>
+      <w:r>
+        <w:t xml:space="preserve">(Claude Opus), не той моделью, что писала код, и без просмотра её ответов. Для надёжности нужна независимая проверка человеком хотя бы части статей.</w:t>
+      </w:r>
+    </w:p>
+    <w:p>
+      <w:pPr>
+        <w:pStyle w:val="Compact"/>
+        <w:numPr>
+          <w:ilvl w:val="0"/>
+          <w:numId w:val="1012"/>
+        </w:numPr>
+      </w:pPr>
+      <w:r>
+        <w:rPr>
+          <w:b/>
+          <w:bCs/>
+        </w:rPr>
+        <w:t xml:space="preserve">Выборки небольшие</w:t>
+      </w:r>
+      <w:r>
+        <w:t xml:space="preserve"> </w:t>
+      </w:r>
+      <w:r>
+        <w:t xml:space="preserve">(60 + 40): для оценки этапа хватает, для публикации — нет.</w:t>
+      </w:r>
+    </w:p>
+    <w:p>
+      <w:pPr>
+        <w:pStyle w:val="Compact"/>
+        <w:numPr>
+          <w:ilvl w:val="0"/>
+          <w:numId w:val="1012"/>
+        </w:numPr>
+      </w:pPr>
+      <w:r>
+        <w:rPr>
+          <w:b/>
+          <w:bCs/>
+        </w:rPr>
+        <w:t xml:space="preserve">CSV этапа 3 без отметки кодировки</w:t>
+      </w:r>
+      <w:r>
+        <w:t xml:space="preserve">: в Excel их открывают через импорт.</w:t>
+      </w:r>
+    </w:p>
+    <w:p>
+      <w:pPr>
+        <w:pStyle w:val="Compact"/>
+        <w:numPr>
+          <w:ilvl w:val="0"/>
+          <w:numId w:val="1012"/>
+        </w:numPr>
+      </w:pPr>
+      <w:r>
+        <w:rPr>
+          <w:b/>
+          <w:bCs/>
+        </w:rPr>
+        <w:t xml:space="preserve">Сделан только первый том</w:t>
+      </w:r>
+      <w:r>
+        <w:t xml:space="preserve"> </w:t>
+      </w:r>
+      <w:r>
+        <w:t xml:space="preserve">(А–Г), остальные три не обрабатывались.</w:t>
+      </w:r>
+    </w:p>
+    <w:bookmarkEnd w:id="74"/>
+    <w:bookmarkEnd w:id="75"/>
+    <w:bookmarkStart w:id="77" w:name="prep"/>
+    <w:bookmarkStart w:id="76" w:name="что-сделать-перед-защитой"/>
+    <w:p>
+      <w:pPr>
+        <w:pStyle w:val="Heading2"/>
+      </w:pPr>
+      <w:r>
+        <w:t xml:space="preserve">Что сделать перед защитой</w:t>
+      </w:r>
+    </w:p>
+    <w:p>
+      <w:pPr>
+        <w:pStyle w:val="Compact"/>
+        <w:numPr>
+          <w:ilvl w:val="0"/>
+          <w:numId w:val="1013"/>
         </w:numPr>
       </w:pPr>
       <w:r>
@@ -5514,7 +5591,7 @@
         <w:pStyle w:val="Compact"/>
         <w:numPr>
           <w:ilvl w:val="0"/>
-          <w:numId w:val="1011"/>
+          <w:numId w:val="1013"/>
         </w:numPr>
       </w:pPr>
       <w:r>
@@ -5568,11 +5645,11 @@
         <w:pStyle w:val="Compact"/>
         <w:numPr>
           <w:ilvl w:val="0"/>
-          <w:numId w:val="1011"/>
+          <w:numId w:val="1013"/>
         </w:numPr>
       </w:pPr>
       <w:r>
-        <w:t xml:space="preserve">Открыть</w:t>
+        <w:t xml:space="preserve">Прочитать</w:t>
       </w:r>
       <w:r>
         <w:t xml:space="preserve"> </w:t>
@@ -5581,13 +5658,10 @@
         <w:rPr>
           <w:rStyle w:val="VerbatimChar"/>
         </w:rPr>
-        <w:t xml:space="preserve">prompts/haiku_prompts.md</w:t>
-      </w:r>
-      <w:r>
-        <w:t xml:space="preserve"> </w:t>
-      </w:r>
-      <w:r>
-        <w:t xml:space="preserve">и прочитать промты: на защите могут спросить, что именно вы просили у модели.</w:t>
+        <w:t xml:space="preserve">prompts/sonnet_prompts.md</w:t>
+      </w:r>
+      <w:r>
+        <w:t xml:space="preserve">: на защите могут спросить, что именно вы просили у модели. Промты написаны обычным языком, их стоит уметь пересказать своими словами.</w:t>
       </w:r>
     </w:p>
     <w:p>
@@ -5595,7 +5669,7 @@
         <w:pStyle w:val="Compact"/>
         <w:numPr>
           <w:ilvl w:val="0"/>
-          <w:numId w:val="1011"/>
+          <w:numId w:val="1013"/>
         </w:numPr>
       </w:pPr>
       <w:r>
@@ -5608,7 +5682,7 @@
         <w:rPr>
           <w:rStyle w:val="VerbatimChar"/>
         </w:rPr>
-        <w:t xml:space="preserve">code/dates_haiku.py</w:t>
+        <w:t xml:space="preserve">code/dates_sonnet.py</w:t>
       </w:r>
       <w:r>
         <w:t xml:space="preserve"> </w:t>
@@ -5628,31 +5702,7 @@
         </w:r>
       </w:hyperlink>
       <w:r>
-        <w:t xml:space="preserve">: месяцы, знак смерти,</w:t>
-      </w:r>
-      <w:r>
-        <w:t xml:space="preserve"> </w:t>
-      </w:r>
-      <w:r>
-        <w:rPr>
-          <w:rStyle w:val="VerbatimChar"/>
-        </w:rPr>
-        <w:t xml:space="preserve">_flags</w:t>
-      </w:r>
-      <w:r>
-        <w:t xml:space="preserve">,</w:t>
-      </w:r>
-      <w:r>
-        <w:t xml:space="preserve"> </w:t>
-      </w:r>
-      <w:r>
-        <w:rPr>
-          <w:rStyle w:val="VerbatimChar"/>
-        </w:rPr>
-        <w:t xml:space="preserve">self_test</w:t>
-      </w:r>
-      <w:r>
-        <w:t xml:space="preserve">.</w:t>
+        <w:t xml:space="preserve">: месяцы, «своя» часть статьи, роль даты, пометки, самопроверка.</w:t>
       </w:r>
     </w:p>
     <w:p>
@@ -5660,7 +5710,7 @@
         <w:pStyle w:val="Compact"/>
         <w:numPr>
           <w:ilvl w:val="0"/>
-          <w:numId w:val="1011"/>
+          <w:numId w:val="1013"/>
         </w:numPr>
       </w:pPr>
       <w:r>
@@ -5672,7 +5722,7 @@
         <w:pStyle w:val="Compact"/>
         <w:numPr>
           <w:ilvl w:val="0"/>
-          <w:numId w:val="1011"/>
+          <w:numId w:val="1013"/>
         </w:numPr>
       </w:pPr>
       <w:r>
@@ -5693,8 +5743,8 @@
         <w:t xml:space="preserve">. Срок — 15 октября, 23:59.</w:t>
       </w:r>
     </w:p>
-    <w:bookmarkEnd w:id="78"/>
-    <w:bookmarkEnd w:id="79"/>
+    <w:bookmarkEnd w:id="76"/>
+    <w:bookmarkEnd w:id="77"/>
     <w:p>
       <w:pPr>
         <w:pStyle w:val="FirstParagraph"/>
@@ -5709,7 +5759,7 @@
         <w:rPr>
           <w:rStyle w:val="VerbatimChar"/>
         </w:rPr>
-        <w:t xml:space="preserve">code/dates_haiku.py</w:t>
+        <w:t xml:space="preserve">code/dates_sonnet.py</w:t>
       </w:r>
       <w:r>
         <w:t xml:space="preserve"> </w:t>
@@ -6049,12 +6099,6 @@
     <w:abstractNumId w:val="991"/>
   </w:num>
   <w:num w:numId="1007">
-    <w:abstractNumId w:val="991"/>
-  </w:num>
-  <w:num w:numId="1008">
-    <w:abstractNumId w:val="991"/>
-  </w:num>
-  <w:num w:numId="1009">
     <w:abstractNumId w:val="99201"/>
     <w:lvlOverride w:ilvl="0">
       <w:startOverride w:val="1"/>
@@ -6084,10 +6128,49 @@
       <w:startOverride w:val="1"/>
     </w:lvlOverride>
   </w:num>
+  <w:num w:numId="1008">
+    <w:abstractNumId w:val="991"/>
+  </w:num>
+  <w:num w:numId="1009">
+    <w:abstractNumId w:val="991"/>
+  </w:num>
   <w:num w:numId="1010">
     <w:abstractNumId w:val="991"/>
   </w:num>
   <w:num w:numId="1011">
+    <w:abstractNumId w:val="99201"/>
+    <w:lvlOverride w:ilvl="0">
+      <w:startOverride w:val="1"/>
+    </w:lvlOverride>
+    <w:lvlOverride w:ilvl="1">
+      <w:startOverride w:val="1"/>
+    </w:lvlOverride>
+    <w:lvlOverride w:ilvl="2">
+      <w:startOverride w:val="1"/>
+    </w:lvlOverride>
+    <w:lvlOverride w:ilvl="3">
+      <w:startOverride w:val="1"/>
+    </w:lvlOverride>
+    <w:lvlOverride w:ilvl="4">
+      <w:startOverride w:val="1"/>
+    </w:lvlOverride>
+    <w:lvlOverride w:ilvl="5">
+      <w:startOverride w:val="1"/>
+    </w:lvlOverride>
+    <w:lvlOverride w:ilvl="6">
+      <w:startOverride w:val="1"/>
+    </w:lvlOverride>
+    <w:lvlOverride w:ilvl="7">
+      <w:startOverride w:val="1"/>
+    </w:lvlOverride>
+    <w:lvlOverride w:ilvl="8">
+      <w:startOverride w:val="1"/>
+    </w:lvlOverride>
+  </w:num>
+  <w:num w:numId="1012">
+    <w:abstractNumId w:val="991"/>
+  </w:num>
+  <w:num w:numId="1013">
     <w:abstractNumId w:val="99201"/>
     <w:lvlOverride w:ilvl="0">
       <w:startOverride w:val="1"/>

--- a/explain.docx
+++ b/explain.docx
@@ -1215,7 +1215,7 @@
               <w:t xml:space="preserve"> </w:t>
             </w:r>
             <w:r>
-              <w:t xml:space="preserve">(весь проект, 1,5 МБ). Если преподаватель привык к Word, загрузите</w:t>
+              <w:t xml:space="preserve">(250 КБ). В архиве только то, что нужно проверяющему: отчёт, промты, код, ручная разметка и результаты. Шпаргалки explain там нет. Если преподаватель привык к Word, загрузите</w:t>
             </w:r>
             <w:r>
               <w:t xml:space="preserve"> </w:t>
@@ -1310,7 +1310,7 @@
         <w:t xml:space="preserve">reports</w:t>
       </w:r>
       <w:r>
-        <w:t xml:space="preserve">, лежат обе версии отчёта.</w:t>
+        <w:t xml:space="preserve">, лежит отчёт в HTML и Word.</w:t>
       </w:r>
     </w:p>
     <w:p>
@@ -4097,7 +4097,37 @@
         <w:t xml:space="preserve">из папки practice</w:t>
       </w:r>
       <w:r>
-        <w:t xml:space="preserve">.</w:t>
+        <w:t xml:space="preserve">. Исходного текста в архиве нет, чтобы он был лёгким: его скачает</w:t>
+      </w:r>
+      <w:r>
+        <w:t xml:space="preserve"> </w:t>
+      </w:r>
+      <w:r>
+        <w:rPr>
+          <w:rStyle w:val="VerbatimChar"/>
+        </w:rPr>
+        <w:t xml:space="preserve">download.py</w:t>
+      </w:r>
+      <w:r>
+        <w:t xml:space="preserve"> </w:t>
+      </w:r>
+      <w:r>
+        <w:t xml:space="preserve">или</w:t>
+      </w:r>
+      <w:r>
+        <w:t xml:space="preserve"> </w:t>
+      </w:r>
+      <w:r>
+        <w:rPr>
+          <w:rStyle w:val="VerbatimChar"/>
+        </w:rPr>
+        <w:t xml:space="preserve">necropol_dates.py</w:t>
+      </w:r>
+      <w:r>
+        <w:t xml:space="preserve"> </w:t>
+      </w:r>
+      <w:r>
+        <w:t xml:space="preserve">на шаге 3.</w:t>
       </w:r>
     </w:p>
     <w:bookmarkStart w:id="52" w:name="macos-1"/>

--- a/explain.docx
+++ b/explain.docx
@@ -1326,13 +1326,13 @@
           <w:b/>
           <w:bCs/>
         </w:rPr>
-        <w:t xml:space="preserve">До отправки</w:t>
-      </w:r>
-      <w:r>
-        <w:t xml:space="preserve"> </w:t>
-      </w:r>
-      <w:r>
-        <w:t xml:space="preserve">заполните в отчёте пункт декларации ИИ «Собственная доработка», сейчас там заготовка «[заполнить…]». Это нужно сделать и в файле, и на сайте.</w:t>
+        <w:t xml:space="preserve">Декларация ИИ</w:t>
+      </w:r>
+      <w:r>
+        <w:t xml:space="preserve"> </w:t>
+      </w:r>
+      <w:r>
+        <w:t xml:space="preserve">в отчёте уже заполнена, включая пункт «Собственная доработка». Перед отправкой прочитайте её: там перечислены решения, принятые человеком, и честно отмечено, что ручная сверка эталона со сканом пока не проводилась.</w:t>
       </w:r>
     </w:p>
     <w:p>
@@ -5744,7 +5744,7 @@
         </w:numPr>
       </w:pPr>
       <w:r>
-        <w:t xml:space="preserve">Дописать в декларации ИИ пункт «Собственная доработка» своими словами.</w:t>
+        <w:t xml:space="preserve">Прочитать декларацию ИИ в конце отчёта: пункт «Собственная доработка» заполнен, но на защите его стоит уметь пересказать своими словами.</w:t>
       </w:r>
     </w:p>
     <w:p>
